--- a/Doix Kft.docx
+++ b/Doix Kft.docx
@@ -1,6 +1,6 @@
 
 <file path=word/document.xml><?xml version="1.0" encoding="utf-8"?>
-<w:document xmlns:wpc="http://schemas.microsoft.com/office/word/2010/wordprocessingCanvas" xmlns:cx="http://schemas.microsoft.com/office/drawing/2014/chartex" xmlns:cx1="http://schemas.microsoft.com/office/drawing/2015/9/8/chartex" xmlns:cx2="http://schemas.microsoft.com/office/drawing/2015/10/21/chartex" xmlns:cx3="http://schemas.microsoft.com/office/drawing/2016/5/9/chartex" xmlns:cx4="http://schemas.microsoft.com/office/drawing/2016/5/10/chartex" xmlns:cx5="http://schemas.microsoft.com/office/drawing/2016/5/11/chartex" xmlns:cx6="http://schemas.microsoft.com/office/drawing/2016/5/12/chartex" xmlns:cx7="http://schemas.microsoft.com/office/drawing/2016/5/13/chartex" xmlns:cx8="http://schemas.microsoft.com/office/drawing/2016/5/14/chartex" xmlns:mc="http://schemas.openxmlformats.org/markup-compatibility/2006" xmlns:aink="http://schemas.microsoft.com/office/drawing/2016/ink" xmlns:am3d="http://schemas.microsoft.com/office/drawing/2017/model3d" xmlns:o="urn:schemas-microsoft-com:office:office" xmlns:oel="http://schemas.microsoft.com/office/2019/extlst" xmlns:r="http://schemas.openxmlformats.org/officeDocument/2006/relationships" xmlns:m="http://schemas.openxmlformats.org/officeDocument/2006/math" xmlns:v="urn:schemas-microsoft-com:vml" xmlns:wp14="http://schemas.microsoft.com/office/word/2010/wordprocessingDrawing" xmlns:wp="http://schemas.openxmlformats.org/drawingml/2006/wordprocessingDrawing" xmlns:w10="urn:schemas-microsoft-com:office:word" xmlns:w="http://schemas.openxmlformats.org/wordprocessingml/2006/main" xmlns:w14="http://schemas.microsoft.com/office/word/2010/wordml" xmlns:w15="http://schemas.microsoft.com/office/word/2012/wordml" xmlns:w16cex="http://schemas.microsoft.com/office/word/2018/wordml/cex" xmlns:w16cid="http://schemas.microsoft.com/office/word/2016/wordml/cid" xmlns:w16="http://schemas.microsoft.com/office/word/2018/wordml" xmlns:w16du="http://schemas.microsoft.com/office/word/2023/wordml/word16du" xmlns:w16sdtdh="http://schemas.microsoft.com/office/word/2020/wordml/sdtdatahash" xmlns:w16sdtfl="http://schemas.microsoft.com/office/word/2024/wordml/sdtformatlock" xmlns:w16se="http://schemas.microsoft.com/office/word/2015/wordml/symex" xmlns:wpg="http://schemas.microsoft.com/office/word/2010/wordprocessingGroup" xmlns:wpi="http://schemas.microsoft.com/office/word/2010/wordprocessingInk" xmlns:wne="http://schemas.microsoft.com/office/word/2006/wordml" xmlns:wps="http://schemas.microsoft.com/office/word/2010/wordprocessingShape" mc:Ignorable="w14 w15 w16se w16cid w16 w16cex w16sdtdh w16sdtfl w16du wp14">
+<w:document xmlns:wpc="http://schemas.microsoft.com/office/word/2010/wordprocessingCanvas" xmlns:cx="http://schemas.microsoft.com/office/drawing/2014/chartex" xmlns:cx1="http://schemas.microsoft.com/office/drawing/2015/9/8/chartex" xmlns:cx2="http://schemas.microsoft.com/office/drawing/2015/10/21/chartex" xmlns:cx3="http://schemas.microsoft.com/office/drawing/2016/5/9/chartex" xmlns:cx4="http://schemas.microsoft.com/office/drawing/2016/5/10/chartex" xmlns:cx5="http://schemas.microsoft.com/office/drawing/2016/5/11/chartex" xmlns:cx6="http://schemas.microsoft.com/office/drawing/2016/5/12/chartex" xmlns:cx7="http://schemas.microsoft.com/office/drawing/2016/5/13/chartex" xmlns:cx8="http://schemas.microsoft.com/office/drawing/2016/5/14/chartex" xmlns:mc="http://schemas.openxmlformats.org/markup-compatibility/2006" xmlns:aink="http://schemas.microsoft.com/office/drawing/2016/ink" xmlns:am3d="http://schemas.microsoft.com/office/drawing/2017/model3d" xmlns:o="urn:schemas-microsoft-com:office:office" xmlns:r="http://schemas.openxmlformats.org/officeDocument/2006/relationships" xmlns:m="http://schemas.openxmlformats.org/officeDocument/2006/math" xmlns:v="urn:schemas-microsoft-com:vml" xmlns:wp14="http://schemas.microsoft.com/office/word/2010/wordprocessingDrawing" xmlns:wp="http://schemas.openxmlformats.org/drawingml/2006/wordprocessingDrawing" xmlns:w10="urn:schemas-microsoft-com:office:word" xmlns:w="http://schemas.openxmlformats.org/wordprocessingml/2006/main" xmlns:w14="http://schemas.microsoft.com/office/word/2010/wordml" xmlns:w15="http://schemas.microsoft.com/office/word/2012/wordml" xmlns:w16cid="http://schemas.microsoft.com/office/word/2016/wordml/cid" xmlns:w16se="http://schemas.microsoft.com/office/word/2015/wordml/symex" xmlns:wpg="http://schemas.microsoft.com/office/word/2010/wordprocessingGroup" xmlns:wpi="http://schemas.microsoft.com/office/word/2010/wordprocessingInk" xmlns:wne="http://schemas.microsoft.com/office/word/2006/wordml" xmlns:wps="http://schemas.microsoft.com/office/word/2010/wordprocessingShape" mc:Ignorable="w14 w15 w16se w16cid wp14">
   <w:body>
     <w:p>
       <w:pPr>
@@ -29,7 +29,7 @@
     </w:p>
     <w:p>
       <w:pPr>
-        <w:pStyle w:val="ListParagraph"/>
+        <w:pStyle w:val="Listaszerbekezds"/>
         <w:numPr>
           <w:ilvl w:val="0"/>
           <w:numId w:val="1"/>
@@ -49,7 +49,7 @@
     </w:p>
     <w:p>
       <w:pPr>
-        <w:pStyle w:val="ListParagraph"/>
+        <w:pStyle w:val="Listaszerbekezds"/>
         <w:numPr>
           <w:ilvl w:val="0"/>
           <w:numId w:val="1"/>
@@ -69,7 +69,27 @@
     </w:p>
     <w:p>
       <w:pPr>
-        <w:pStyle w:val="ListParagraph"/>
+        <w:pStyle w:val="Listaszerbekezds"/>
+        <w:numPr>
+          <w:ilvl w:val="0"/>
+          <w:numId w:val="1"/>
+        </w:numPr>
+        <w:rPr>
+          <w:sz w:val="28"/>
+          <w:szCs w:val="28"/>
+        </w:rPr>
+      </w:pPr>
+      <w:r>
+        <w:rPr>
+          <w:sz w:val="28"/>
+          <w:szCs w:val="28"/>
+        </w:rPr>
+        <w:t>Telephelyek eszközeinek bemutatása</w:t>
+      </w:r>
+    </w:p>
+    <w:p>
+      <w:pPr>
+        <w:pStyle w:val="Listaszerbekezds"/>
         <w:numPr>
           <w:ilvl w:val="1"/>
           <w:numId w:val="1"/>
@@ -84,12 +104,111 @@
           <w:sz w:val="24"/>
           <w:szCs w:val="24"/>
         </w:rPr>
-        <w:t>Fizikai topológia bemutatása</w:t>
-      </w:r>
-    </w:p>
-    <w:p>
-      <w:pPr>
-        <w:pStyle w:val="ListParagraph"/>
+        <w:t>Kecskemét</w:t>
+      </w:r>
+    </w:p>
+    <w:p>
+      <w:pPr>
+        <w:pStyle w:val="Listaszerbekezds"/>
+        <w:numPr>
+          <w:ilvl w:val="2"/>
+          <w:numId w:val="1"/>
+        </w:numPr>
+      </w:pPr>
+      <w:r>
+        <w:t>Eszközök</w:t>
+      </w:r>
+    </w:p>
+    <w:p>
+      <w:pPr>
+        <w:pStyle w:val="Listaszerbekezds"/>
+        <w:numPr>
+          <w:ilvl w:val="2"/>
+          <w:numId w:val="1"/>
+        </w:numPr>
+      </w:pPr>
+      <w:r>
+        <w:t>RH bemutatása</w:t>
+      </w:r>
+    </w:p>
+    <w:p>
+      <w:pPr>
+        <w:pStyle w:val="Listaszerbekezds"/>
+        <w:numPr>
+          <w:ilvl w:val="2"/>
+          <w:numId w:val="1"/>
+        </w:numPr>
+      </w:pPr>
+      <w:proofErr w:type="spellStart"/>
+      <w:r>
+        <w:t>MultiLayerSwitch</w:t>
+      </w:r>
+      <w:proofErr w:type="spellEnd"/>
+      <w:r>
+        <w:t>, VLAN-ok bemutatása</w:t>
+      </w:r>
+    </w:p>
+    <w:p>
+      <w:pPr>
+        <w:pStyle w:val="Listaszerbekezds"/>
+        <w:numPr>
+          <w:ilvl w:val="2"/>
+          <w:numId w:val="1"/>
+        </w:numPr>
+      </w:pPr>
+      <w:proofErr w:type="spellStart"/>
+      <w:r>
+        <w:t>Switch</w:t>
+      </w:r>
+      <w:proofErr w:type="spellEnd"/>
+      <w:r>
+        <w:t>-ek konfigurációja</w:t>
+      </w:r>
+    </w:p>
+    <w:p>
+      <w:pPr>
+        <w:pStyle w:val="Listaszerbekezds"/>
+        <w:numPr>
+          <w:ilvl w:val="2"/>
+          <w:numId w:val="1"/>
+        </w:numPr>
+      </w:pPr>
+      <w:proofErr w:type="spellStart"/>
+      <w:r>
+        <w:t>Ip</w:t>
+      </w:r>
+      <w:proofErr w:type="spellEnd"/>
+      <w:r>
+        <w:t xml:space="preserve"> tartományok</w:t>
+      </w:r>
+    </w:p>
+    <w:p>
+      <w:pPr>
+        <w:pStyle w:val="Listaszerbekezds"/>
+        <w:numPr>
+          <w:ilvl w:val="2"/>
+          <w:numId w:val="1"/>
+        </w:numPr>
+      </w:pPr>
+      <w:r>
+        <w:t>Windows Server konfiguráció</w:t>
+      </w:r>
+    </w:p>
+    <w:p>
+      <w:pPr>
+        <w:pStyle w:val="Listaszerbekezds"/>
+        <w:numPr>
+          <w:ilvl w:val="2"/>
+          <w:numId w:val="1"/>
+        </w:numPr>
+      </w:pPr>
+      <w:r>
+        <w:t>Informatikai dolgozók távoli elérése</w:t>
+      </w:r>
+    </w:p>
+    <w:p>
+      <w:pPr>
+        <w:pStyle w:val="Listaszerbekezds"/>
         <w:numPr>
           <w:ilvl w:val="1"/>
           <w:numId w:val="1"/>
@@ -104,60 +223,264 @@
           <w:sz w:val="24"/>
           <w:szCs w:val="24"/>
         </w:rPr>
-        <w:t>Eszközök</w:t>
-      </w:r>
-    </w:p>
-    <w:p>
-      <w:pPr>
-        <w:pStyle w:val="ListParagraph"/>
+        <w:t>Cegléd</w:t>
+      </w:r>
+    </w:p>
+    <w:p>
+      <w:pPr>
+        <w:pStyle w:val="Listaszerbekezds"/>
         <w:numPr>
           <w:ilvl w:val="2"/>
           <w:numId w:val="1"/>
         </w:numPr>
-      </w:pPr>
-      <w:r>
-        <w:t>Enying telephely eszközeinek bemutatása</w:t>
-      </w:r>
-    </w:p>
-    <w:p>
-      <w:pPr>
-        <w:pStyle w:val="ListParagraph"/>
+        <w:rPr>
+          <w:szCs w:val="24"/>
+        </w:rPr>
+      </w:pPr>
+      <w:r>
+        <w:rPr>
+          <w:szCs w:val="24"/>
+        </w:rPr>
+        <w:t>Eszközök</w:t>
+      </w:r>
+    </w:p>
+    <w:p>
+      <w:pPr>
+        <w:pStyle w:val="Listaszerbekezds"/>
         <w:numPr>
           <w:ilvl w:val="2"/>
           <w:numId w:val="1"/>
         </w:numPr>
       </w:pPr>
       <w:r>
-        <w:t>Miskolc telephely eszközeinek bemutatása</w:t>
-      </w:r>
-    </w:p>
-    <w:p>
-      <w:pPr>
-        <w:pStyle w:val="ListParagraph"/>
+        <w:t>RH bemutatása</w:t>
+      </w:r>
+    </w:p>
+    <w:p>
+      <w:pPr>
+        <w:pStyle w:val="Listaszerbekezds"/>
         <w:numPr>
           <w:ilvl w:val="2"/>
           <w:numId w:val="1"/>
         </w:numPr>
       </w:pPr>
-      <w:r>
-        <w:t>Kecskemét telephely eszközeinek bemutatás</w:t>
-      </w:r>
-    </w:p>
-    <w:p>
-      <w:pPr>
-        <w:pStyle w:val="ListParagraph"/>
+      <w:proofErr w:type="spellStart"/>
+      <w:r>
+        <w:t>Switch</w:t>
+      </w:r>
+      <w:proofErr w:type="spellEnd"/>
+      <w:r>
+        <w:t>-ek bemutatása</w:t>
+      </w:r>
+    </w:p>
+    <w:p>
+      <w:pPr>
+        <w:pStyle w:val="Listaszerbekezds"/>
         <w:numPr>
           <w:ilvl w:val="2"/>
           <w:numId w:val="1"/>
         </w:numPr>
       </w:pPr>
       <w:r>
-        <w:t>Internet szolgáltatás ismertetése</w:t>
-      </w:r>
-    </w:p>
-    <w:p>
-      <w:pPr>
-        <w:pStyle w:val="ListParagraph"/>
+        <w:t>Linux szerver konfiguráció</w:t>
+      </w:r>
+    </w:p>
+    <w:p>
+      <w:pPr>
+        <w:pStyle w:val="Listaszerbekezds"/>
+        <w:numPr>
+          <w:ilvl w:val="2"/>
+          <w:numId w:val="1"/>
+        </w:numPr>
+      </w:pPr>
+      <w:r>
+        <w:t>DHCP ismertetés</w:t>
+      </w:r>
+    </w:p>
+    <w:p>
+      <w:pPr>
+        <w:pStyle w:val="Listaszerbekezds"/>
+        <w:numPr>
+          <w:ilvl w:val="2"/>
+          <w:numId w:val="1"/>
+        </w:numPr>
+      </w:pPr>
+      <w:r>
+        <w:t>Hálózati nyomtató szerver (Linux)</w:t>
+      </w:r>
+    </w:p>
+    <w:p>
+      <w:pPr>
+        <w:pStyle w:val="Listaszerbekezds"/>
+        <w:numPr>
+          <w:ilvl w:val="1"/>
+          <w:numId w:val="1"/>
+        </w:numPr>
+        <w:rPr>
+          <w:sz w:val="24"/>
+          <w:szCs w:val="24"/>
+        </w:rPr>
+      </w:pPr>
+      <w:r>
+        <w:rPr>
+          <w:sz w:val="24"/>
+          <w:szCs w:val="24"/>
+        </w:rPr>
+        <w:t>Szolnok</w:t>
+      </w:r>
+    </w:p>
+    <w:p>
+      <w:pPr>
+        <w:pStyle w:val="Listaszerbekezds"/>
+        <w:numPr>
+          <w:ilvl w:val="2"/>
+          <w:numId w:val="1"/>
+        </w:numPr>
+        <w:rPr>
+          <w:sz w:val="24"/>
+          <w:szCs w:val="24"/>
+        </w:rPr>
+      </w:pPr>
+      <w:r>
+        <w:rPr>
+          <w:szCs w:val="24"/>
+        </w:rPr>
+        <w:t>Eszközök</w:t>
+      </w:r>
+    </w:p>
+    <w:p>
+      <w:pPr>
+        <w:pStyle w:val="Listaszerbekezds"/>
+        <w:numPr>
+          <w:ilvl w:val="2"/>
+          <w:numId w:val="1"/>
+        </w:numPr>
+      </w:pPr>
+      <w:r>
+        <w:t>RH bemutatása</w:t>
+      </w:r>
+    </w:p>
+    <w:p>
+      <w:pPr>
+        <w:pStyle w:val="Listaszerbekezds"/>
+        <w:numPr>
+          <w:ilvl w:val="2"/>
+          <w:numId w:val="1"/>
+        </w:numPr>
+      </w:pPr>
+      <w:r>
+        <w:t>HSRP-s internet elérés ismertetése</w:t>
+      </w:r>
+    </w:p>
+    <w:p>
+      <w:pPr>
+        <w:pStyle w:val="Listaszerbekezds"/>
+        <w:numPr>
+          <w:ilvl w:val="2"/>
+          <w:numId w:val="1"/>
+        </w:numPr>
+      </w:pPr>
+      <w:r>
+        <w:t>Fizikai Tűzfal bemutatása</w:t>
+      </w:r>
+    </w:p>
+    <w:p>
+      <w:pPr>
+        <w:pStyle w:val="Listaszerbekezds"/>
+        <w:numPr>
+          <w:ilvl w:val="2"/>
+          <w:numId w:val="1"/>
+        </w:numPr>
+      </w:pPr>
+      <w:r>
+        <w:t>Webszerver</w:t>
+      </w:r>
+    </w:p>
+    <w:p>
+      <w:pPr>
+        <w:pStyle w:val="Listaszerbekezds"/>
+        <w:numPr>
+          <w:ilvl w:val="2"/>
+          <w:numId w:val="1"/>
+        </w:numPr>
+      </w:pPr>
+      <w:r>
+        <w:t>Linux Szerver</w:t>
+      </w:r>
+    </w:p>
+    <w:p>
+      <w:pPr>
+        <w:pStyle w:val="Listaszerbekezds"/>
+        <w:numPr>
+          <w:ilvl w:val="2"/>
+          <w:numId w:val="1"/>
+        </w:numPr>
+      </w:pPr>
+      <w:r>
+        <w:t>DHCP</w:t>
+      </w:r>
+    </w:p>
+    <w:p>
+      <w:pPr>
+        <w:pStyle w:val="Listaszerbekezds"/>
+        <w:numPr>
+          <w:ilvl w:val="1"/>
+          <w:numId w:val="1"/>
+        </w:numPr>
+        <w:rPr>
+          <w:sz w:val="24"/>
+          <w:szCs w:val="24"/>
+        </w:rPr>
+      </w:pPr>
+      <w:proofErr w:type="spellStart"/>
+      <w:r>
+        <w:rPr>
+          <w:sz w:val="24"/>
+          <w:szCs w:val="24"/>
+        </w:rPr>
+        <w:t>Frame</w:t>
+      </w:r>
+      <w:proofErr w:type="spellEnd"/>
+      <w:r>
+        <w:rPr>
+          <w:sz w:val="24"/>
+          <w:szCs w:val="24"/>
+        </w:rPr>
+        <w:t xml:space="preserve"> </w:t>
+      </w:r>
+      <w:proofErr w:type="spellStart"/>
+      <w:r>
+        <w:rPr>
+          <w:sz w:val="24"/>
+          <w:szCs w:val="24"/>
+        </w:rPr>
+        <w:t>Relay</w:t>
+      </w:r>
+      <w:proofErr w:type="spellEnd"/>
+    </w:p>
+    <w:p>
+      <w:pPr>
+        <w:pStyle w:val="Listaszerbekezds"/>
+        <w:numPr>
+          <w:ilvl w:val="1"/>
+          <w:numId w:val="1"/>
+        </w:numPr>
+        <w:rPr>
+          <w:sz w:val="24"/>
+          <w:szCs w:val="24"/>
+        </w:rPr>
+      </w:pPr>
+      <w:r>
+        <w:rPr>
+          <w:sz w:val="24"/>
+          <w:szCs w:val="24"/>
+        </w:rPr>
+        <w:t>Internet szolgáltatás</w:t>
+      </w:r>
+    </w:p>
+    <w:p>
+      <w:pPr>
+        <w:pStyle w:val="Listaszerbekezds"/>
         <w:numPr>
           <w:ilvl w:val="0"/>
           <w:numId w:val="1"/>
@@ -172,509 +495,982 @@
           <w:sz w:val="28"/>
           <w:szCs w:val="28"/>
         </w:rPr>
-        <w:t>Eszközök konfigurálásának bemutatása telephelyenként lebontva,</w:t>
-      </w:r>
-    </w:p>
-    <w:p>
-      <w:pPr>
-        <w:pStyle w:val="ListParagraph"/>
-        <w:rPr>
-          <w:sz w:val="28"/>
-          <w:szCs w:val="28"/>
-        </w:rPr>
-      </w:pPr>
-      <w:r>
-        <w:t>I</w:t>
-      </w:r>
-      <w:r>
-        <w:rPr>
-          <w:sz w:val="28"/>
-          <w:szCs w:val="28"/>
-        </w:rPr>
-        <w:t>nternet szolgáltatók bemutatása</w:t>
-      </w:r>
-    </w:p>
-    <w:p>
-      <w:pPr>
-        <w:pStyle w:val="ListParagraph"/>
-        <w:numPr>
-          <w:ilvl w:val="1"/>
+        <w:t>Ábra jegyzék</w:t>
+      </w:r>
+    </w:p>
+    <w:p>
+      <w:pPr>
+        <w:pStyle w:val="Listaszerbekezds"/>
+        <w:numPr>
+          <w:ilvl w:val="0"/>
           <w:numId w:val="1"/>
         </w:numPr>
         <w:rPr>
-          <w:sz w:val="24"/>
-          <w:szCs w:val="24"/>
-        </w:rPr>
-      </w:pPr>
-      <w:r>
-        <w:rPr>
-          <w:sz w:val="24"/>
-          <w:szCs w:val="24"/>
-        </w:rPr>
-        <w:t>Enying</w:t>
-      </w:r>
-    </w:p>
-    <w:p>
-      <w:pPr>
-        <w:pStyle w:val="ListParagraph"/>
-        <w:numPr>
-          <w:ilvl w:val="2"/>
-          <w:numId w:val="1"/>
-        </w:numPr>
-      </w:pPr>
-      <w:r>
-        <w:t>RH bemutatása</w:t>
-      </w:r>
-    </w:p>
-    <w:p>
-      <w:pPr>
-        <w:pStyle w:val="ListParagraph"/>
-        <w:numPr>
-          <w:ilvl w:val="2"/>
-          <w:numId w:val="1"/>
-        </w:numPr>
+          <w:sz w:val="28"/>
+          <w:szCs w:val="28"/>
+        </w:rPr>
+      </w:pPr>
+      <w:r>
+        <w:rPr>
+          <w:sz w:val="28"/>
+          <w:szCs w:val="28"/>
+        </w:rPr>
+        <w:t>Irodalomjegyzék</w:t>
+      </w:r>
+    </w:p>
+    <w:p/>
+    <w:p>
+      <w:r>
+        <w:br w:type="page"/>
+      </w:r>
+    </w:p>
+    <w:p>
+      <w:pPr>
+        <w:jc w:val="center"/>
+        <w:rPr>
+          <w:sz w:val="32"/>
+          <w:szCs w:val="32"/>
+        </w:rPr>
+      </w:pPr>
+      <w:r>
+        <w:rPr>
+          <w:sz w:val="32"/>
+          <w:szCs w:val="32"/>
+        </w:rPr>
+        <w:lastRenderedPageBreak/>
+        <w:t>1.</w:t>
+      </w:r>
+    </w:p>
+    <w:p>
+      <w:pPr>
+        <w:jc w:val="center"/>
+        <w:rPr>
+          <w:sz w:val="32"/>
+          <w:szCs w:val="32"/>
+        </w:rPr>
       </w:pPr>
       <w:proofErr w:type="spellStart"/>
       <w:r>
-        <w:t>MultiLayerSwitch</w:t>
+        <w:rPr>
+          <w:sz w:val="32"/>
+          <w:szCs w:val="32"/>
+        </w:rPr>
+        <w:t>Doix</w:t>
       </w:r>
       <w:proofErr w:type="spellEnd"/>
       <w:r>
-        <w:t>, VLAN-ok bemutatása</w:t>
-      </w:r>
-    </w:p>
-    <w:p>
-      <w:pPr>
-        <w:pStyle w:val="ListParagraph"/>
-        <w:numPr>
-          <w:ilvl w:val="2"/>
-          <w:numId w:val="1"/>
-        </w:numPr>
-      </w:pPr>
+        <w:rPr>
+          <w:sz w:val="32"/>
+          <w:szCs w:val="32"/>
+        </w:rPr>
+        <w:t xml:space="preserve"> Kft. </w:t>
+      </w:r>
+    </w:p>
+    <w:p>
+      <w:pPr>
+        <w:jc w:val="center"/>
+        <w:rPr>
+          <w:sz w:val="32"/>
+          <w:szCs w:val="32"/>
+        </w:rPr>
+      </w:pPr>
+    </w:p>
+    <w:p>
+      <w:pPr>
+        <w:rPr>
+          <w:szCs w:val="32"/>
+        </w:rPr>
+      </w:pPr>
+      <w:r>
+        <w:rPr>
+          <w:szCs w:val="32"/>
+        </w:rPr>
+        <w:t xml:space="preserve">A </w:t>
+      </w:r>
       <w:proofErr w:type="spellStart"/>
       <w:r>
-        <w:t>Switch</w:t>
+        <w:rPr>
+          <w:szCs w:val="32"/>
+        </w:rPr>
+        <w:t>Doix</w:t>
       </w:r>
       <w:proofErr w:type="spellEnd"/>
       <w:r>
-        <w:t>-ek konfigurációja</w:t>
-      </w:r>
-    </w:p>
-    <w:p>
-      <w:pPr>
-        <w:pStyle w:val="ListParagraph"/>
-        <w:numPr>
-          <w:ilvl w:val="2"/>
-          <w:numId w:val="1"/>
-        </w:numPr>
+        <w:rPr>
+          <w:szCs w:val="32"/>
+        </w:rPr>
+        <w:t xml:space="preserve"> Kft. egy nemrég alapult cég amely gépjármű alkatrészeket árusít magánszemélyeknek, illetve hivatalos márkaszervízeknek…</w:t>
+      </w:r>
+    </w:p>
+    <w:p>
+      <w:r>
+        <w:t xml:space="preserve">A </w:t>
+      </w:r>
+      <w:r>
+        <w:t>cég</w:t>
+      </w:r>
+      <w:r>
+        <w:t xml:space="preserve"> az új telephelyeik megtervezésére kérte meg csapatunkat, mi elfogadtuk a kérelmüket és tudásunk szerint megpróbáltunk egy a cégnek megfelelő telephely csoportot megtervezni. Figyelembe vettük a tervezés közben az adott telephelyek eszköz igényeit, a biztonságos belső kommunikációt, illetve a cég informatikusainak munkáját is próbáltuk megkönnyebbíteni.</w:t>
+      </w:r>
+    </w:p>
+    <w:p>
+      <w:r>
+        <w:t>A telephelyeket próbáltuk egyszerűen felépíteni, hogy minél jobban átláthatóak legyenek, ezzel is megalapozva a lehetséges jövőbeli fejlesztéseket, illetve bővítéseket.</w:t>
+      </w:r>
+    </w:p>
+    <w:p>
+      <w:r>
+        <w:t xml:space="preserve"> A telephelyek eszköz igényeit szintén ezekkel a gondolatokkal és a cég költségvetésének megfelelően választottuk</w:t>
+      </w:r>
+      <w:r>
+        <w:t>. Az eszközöket egyszerű és gyors konfiguráció, megbízhatóság és egyszerű fejleszthetőséggel figyelembe vettük a hálózat megtervezéseiben és megvalósításában is.</w:t>
+      </w:r>
+    </w:p>
+    <w:p>
+      <w:r>
+        <w:t>A biztonságos belső kommunikációt is figyelembe vettük, főleg az eszközök távoli elérésével kapcsolatban, hogy a hálózatokon belül tartózkodó felhasználók megfelelő engedélyek nélkül ne</w:t>
+      </w:r>
+      <w:r>
+        <w:t xml:space="preserve"> konfigurálhassák a telephelyek eszközeit.</w:t>
+      </w:r>
+    </w:p>
+    <w:p/>
+    <w:p>
+      <w:r>
+        <w:br w:type="page"/>
+      </w:r>
+    </w:p>
+    <w:p>
+      <w:pPr>
+        <w:jc w:val="center"/>
+        <w:rPr>
+          <w:sz w:val="32"/>
+          <w:szCs w:val="28"/>
+        </w:rPr>
+      </w:pPr>
+      <w:r>
+        <w:rPr>
+          <w:sz w:val="32"/>
+          <w:szCs w:val="28"/>
+        </w:rPr>
+        <w:lastRenderedPageBreak/>
+        <w:t>2.</w:t>
+      </w:r>
+    </w:p>
+    <w:p>
+      <w:pPr>
+        <w:jc w:val="center"/>
+        <w:rPr>
+          <w:sz w:val="32"/>
+          <w:szCs w:val="28"/>
+        </w:rPr>
+      </w:pPr>
+      <w:r>
+        <w:rPr>
+          <w:sz w:val="32"/>
+          <w:szCs w:val="28"/>
+        </w:rPr>
+        <w:t>Hálózat topológia</w:t>
+      </w:r>
+    </w:p>
+    <w:p>
+      <w:pPr>
+        <w:jc w:val="both"/>
+        <w:rPr>
+          <w:sz w:val="24"/>
+          <w:szCs w:val="28"/>
+        </w:rPr>
+      </w:pPr>
+      <w:r>
+        <w:rPr>
+          <w:sz w:val="24"/>
+          <w:szCs w:val="28"/>
+        </w:rPr>
+        <w:drawing>
+          <wp:inline distT="0" distB="0" distL="0" distR="0" wp14:anchorId="4F59CE4F" wp14:editId="7C9B40B5">
+            <wp:extent cx="5781677" cy="2913321"/>
+            <wp:effectExtent l="0" t="0" r="0" b="1905"/>
+            <wp:docPr id="1" name="Kép 1"/>
+            <wp:cNvGraphicFramePr>
+              <a:graphicFrameLocks xmlns:a="http://schemas.openxmlformats.org/drawingml/2006/main" noChangeAspect="1"/>
+            </wp:cNvGraphicFramePr>
+            <a:graphic xmlns:a="http://schemas.openxmlformats.org/drawingml/2006/main">
+              <a:graphicData uri="http://schemas.openxmlformats.org/drawingml/2006/picture">
+                <pic:pic xmlns:pic="http://schemas.openxmlformats.org/drawingml/2006/picture">
+                  <pic:nvPicPr>
+                    <pic:cNvPr id="1" name=""/>
+                    <pic:cNvPicPr/>
+                  </pic:nvPicPr>
+                  <pic:blipFill>
+                    <a:blip r:embed="rId8"/>
+                    <a:stretch>
+                      <a:fillRect/>
+                    </a:stretch>
+                  </pic:blipFill>
+                  <pic:spPr>
+                    <a:xfrm>
+                      <a:off x="0" y="0"/>
+                      <a:ext cx="5813903" cy="2929559"/>
+                    </a:xfrm>
+                    <a:prstGeom prst="rect">
+                      <a:avLst/>
+                    </a:prstGeom>
+                  </pic:spPr>
+                </pic:pic>
+              </a:graphicData>
+            </a:graphic>
+          </wp:inline>
+        </w:drawing>
+      </w:r>
+    </w:p>
+    <w:p>
+      <w:pPr>
+        <w:rPr>
+          <w:sz w:val="24"/>
+          <w:szCs w:val="28"/>
+        </w:rPr>
+      </w:pPr>
+    </w:p>
+    <w:p>
+      <w:pPr>
+        <w:jc w:val="center"/>
+        <w:rPr>
+          <w:sz w:val="28"/>
+          <w:szCs w:val="28"/>
+        </w:rPr>
+      </w:pPr>
+    </w:p>
+    <w:p>
+      <w:pPr>
+        <w:rPr>
+          <w:sz w:val="24"/>
+          <w:szCs w:val="24"/>
+        </w:rPr>
+      </w:pPr>
+      <w:r>
+        <w:rPr>
+          <w:sz w:val="24"/>
+          <w:szCs w:val="24"/>
+        </w:rPr>
+        <w:t>Ezt a fizikai topológiát terveztük meg. A kép alján látható, a 3 telephely amelyeket az átláthatóság kedvéért különböző színekkel jelöltük.</w:t>
+      </w:r>
+    </w:p>
+    <w:p>
+      <w:pPr>
+        <w:rPr>
+          <w:sz w:val="24"/>
+          <w:szCs w:val="24"/>
+        </w:rPr>
+      </w:pPr>
+      <w:r>
+        <w:rPr>
+          <w:sz w:val="24"/>
+          <w:szCs w:val="24"/>
+        </w:rPr>
+        <w:t>A színek kiosztása:</w:t>
+      </w:r>
+    </w:p>
+    <w:p>
+      <w:pPr>
+        <w:pStyle w:val="Listaszerbekezds"/>
+        <w:numPr>
+          <w:ilvl w:val="0"/>
+          <w:numId w:val="3"/>
+        </w:numPr>
+        <w:rPr>
+          <w:sz w:val="24"/>
+          <w:szCs w:val="24"/>
+        </w:rPr>
+      </w:pPr>
+      <w:r>
+        <w:rPr>
+          <w:sz w:val="24"/>
+          <w:szCs w:val="24"/>
+        </w:rPr>
+        <w:t xml:space="preserve">Lila: </w:t>
+      </w:r>
+      <w:r>
+        <w:rPr>
+          <w:sz w:val="24"/>
+          <w:szCs w:val="24"/>
+        </w:rPr>
+        <w:t xml:space="preserve">Cegléd </w:t>
+      </w:r>
+      <w:r>
+        <w:rPr>
+          <w:sz w:val="24"/>
+          <w:szCs w:val="24"/>
+        </w:rPr>
+        <w:t>telephely (Raktár épület)</w:t>
+      </w:r>
+    </w:p>
+    <w:p>
+      <w:pPr>
+        <w:pStyle w:val="Listaszerbekezds"/>
+        <w:numPr>
+          <w:ilvl w:val="0"/>
+          <w:numId w:val="3"/>
+        </w:numPr>
+        <w:rPr>
+          <w:sz w:val="24"/>
+          <w:szCs w:val="24"/>
+        </w:rPr>
+      </w:pPr>
+      <w:r>
+        <w:rPr>
+          <w:sz w:val="24"/>
+          <w:szCs w:val="24"/>
+        </w:rPr>
+        <w:t xml:space="preserve">Kék: </w:t>
+      </w:r>
+      <w:r>
+        <w:rPr>
+          <w:sz w:val="24"/>
+          <w:szCs w:val="24"/>
+        </w:rPr>
+        <w:t>Kecskemét</w:t>
+      </w:r>
+      <w:r>
+        <w:rPr>
+          <w:sz w:val="24"/>
+          <w:szCs w:val="24"/>
+        </w:rPr>
+        <w:t xml:space="preserve"> telephely (</w:t>
+      </w:r>
+      <w:r>
+        <w:rPr>
+          <w:sz w:val="24"/>
+          <w:szCs w:val="24"/>
+        </w:rPr>
+        <w:t>Területi Központ</w:t>
+      </w:r>
+      <w:r>
+        <w:rPr>
+          <w:sz w:val="24"/>
+          <w:szCs w:val="24"/>
+        </w:rPr>
+        <w:t>)</w:t>
+      </w:r>
+    </w:p>
+    <w:p>
+      <w:pPr>
+        <w:pStyle w:val="Listaszerbekezds"/>
+        <w:numPr>
+          <w:ilvl w:val="0"/>
+          <w:numId w:val="3"/>
+        </w:numPr>
+        <w:rPr>
+          <w:sz w:val="24"/>
+          <w:szCs w:val="24"/>
+        </w:rPr>
+      </w:pPr>
+      <w:r>
+        <w:rPr>
+          <w:sz w:val="24"/>
+          <w:szCs w:val="24"/>
+        </w:rPr>
+        <w:t>Sárga: Szolnok (Webszerver szolgáltatás)</w:t>
+      </w:r>
+    </w:p>
+    <w:p>
+      <w:pPr>
+        <w:jc w:val="both"/>
+        <w:rPr>
+          <w:sz w:val="24"/>
+          <w:szCs w:val="24"/>
+        </w:rPr>
+      </w:pPr>
+    </w:p>
+    <w:p>
+      <w:pPr>
+        <w:jc w:val="both"/>
+        <w:rPr>
+          <w:sz w:val="24"/>
+          <w:szCs w:val="24"/>
+        </w:rPr>
+      </w:pPr>
+      <w:r>
+        <w:rPr>
+          <w:sz w:val="24"/>
+          <w:szCs w:val="24"/>
+        </w:rPr>
+        <w:t>A kép tetején található az eltervezett internetszolgáltatók szerverei, ezek csak a szolgáltatók képleges bemutatására lettek telepítve, természetesen a való világban ezeket a szervereket már nem mi konfigurálnánk. Az internetszolgáltatók közül hármat választottunk a három telephelynek.</w:t>
+      </w:r>
+    </w:p>
+    <w:p>
+      <w:pPr>
+        <w:jc w:val="both"/>
+        <w:rPr>
+          <w:sz w:val="24"/>
+          <w:szCs w:val="24"/>
+        </w:rPr>
+      </w:pPr>
+      <w:r>
+        <w:rPr>
+          <w:sz w:val="24"/>
+          <w:szCs w:val="24"/>
+        </w:rPr>
+        <w:t>Az internetszolgáltatók:</w:t>
+      </w:r>
+    </w:p>
+    <w:p>
+      <w:pPr>
+        <w:pStyle w:val="Listaszerbekezds"/>
+        <w:numPr>
+          <w:ilvl w:val="0"/>
+          <w:numId w:val="4"/>
+        </w:numPr>
+        <w:jc w:val="both"/>
+        <w:rPr>
+          <w:sz w:val="24"/>
+          <w:szCs w:val="24"/>
+        </w:rPr>
       </w:pPr>
       <w:proofErr w:type="spellStart"/>
       <w:r>
-        <w:t>Ip</w:t>
+        <w:rPr>
+          <w:sz w:val="24"/>
+          <w:szCs w:val="24"/>
+        </w:rPr>
+        <w:t>One</w:t>
       </w:r>
       <w:proofErr w:type="spellEnd"/>
-      <w:r>
-        <w:t xml:space="preserve"> tartományok</w:t>
-      </w:r>
-    </w:p>
-    <w:p>
-      <w:pPr>
-        <w:pStyle w:val="ListParagraph"/>
-        <w:numPr>
-          <w:ilvl w:val="2"/>
-          <w:numId w:val="1"/>
-        </w:numPr>
-      </w:pPr>
-      <w:r>
-        <w:t>Windows Server konfiguráció</w:t>
-      </w:r>
-    </w:p>
-    <w:p>
-      <w:pPr>
-        <w:pStyle w:val="ListParagraph"/>
-        <w:numPr>
-          <w:ilvl w:val="2"/>
-          <w:numId w:val="1"/>
-        </w:numPr>
-      </w:pPr>
-      <w:r>
-        <w:t>Informatikai dolgozók távoli elérése</w:t>
-      </w:r>
-    </w:p>
-    <w:p>
-      <w:pPr>
-        <w:pStyle w:val="ListParagraph"/>
-        <w:numPr>
-          <w:ilvl w:val="1"/>
-          <w:numId w:val="1"/>
-        </w:numPr>
-        <w:rPr>
-          <w:sz w:val="24"/>
-          <w:szCs w:val="24"/>
-        </w:rPr>
-      </w:pPr>
-      <w:r>
-        <w:rPr>
-          <w:sz w:val="24"/>
-          <w:szCs w:val="24"/>
-        </w:rPr>
-        <w:t>Miskolc</w:t>
-      </w:r>
-    </w:p>
-    <w:p>
-      <w:pPr>
-        <w:pStyle w:val="ListParagraph"/>
-        <w:numPr>
-          <w:ilvl w:val="2"/>
-          <w:numId w:val="1"/>
-        </w:numPr>
-      </w:pPr>
-      <w:r>
-        <w:t>RH bemutatása</w:t>
-      </w:r>
-    </w:p>
-    <w:p>
-      <w:pPr>
-        <w:pStyle w:val="ListParagraph"/>
-        <w:numPr>
-          <w:ilvl w:val="2"/>
-          <w:numId w:val="1"/>
-        </w:numPr>
+    </w:p>
+    <w:p>
+      <w:pPr>
+        <w:pStyle w:val="Listaszerbekezds"/>
+        <w:numPr>
+          <w:ilvl w:val="0"/>
+          <w:numId w:val="4"/>
+        </w:numPr>
+        <w:jc w:val="both"/>
+        <w:rPr>
+          <w:sz w:val="24"/>
+          <w:szCs w:val="24"/>
+        </w:rPr>
+      </w:pPr>
+      <w:r>
+        <w:rPr>
+          <w:sz w:val="24"/>
+          <w:szCs w:val="24"/>
+        </w:rPr>
+        <w:t>Telekom</w:t>
+      </w:r>
+    </w:p>
+    <w:p>
+      <w:pPr>
+        <w:pStyle w:val="Listaszerbekezds"/>
+        <w:numPr>
+          <w:ilvl w:val="0"/>
+          <w:numId w:val="4"/>
+        </w:numPr>
+        <w:jc w:val="both"/>
+        <w:rPr>
+          <w:sz w:val="24"/>
+          <w:szCs w:val="24"/>
+        </w:rPr>
       </w:pPr>
       <w:proofErr w:type="spellStart"/>
       <w:r>
-        <w:t>Switch</w:t>
+        <w:rPr>
+          <w:sz w:val="24"/>
+          <w:szCs w:val="24"/>
+        </w:rPr>
+        <w:t>Yettel</w:t>
       </w:r>
       <w:proofErr w:type="spellEnd"/>
-      <w:r>
-        <w:t>-ek bemutatása</w:t>
-      </w:r>
-    </w:p>
-    <w:p>
-      <w:pPr>
-        <w:pStyle w:val="ListParagraph"/>
-        <w:numPr>
-          <w:ilvl w:val="2"/>
-          <w:numId w:val="1"/>
-        </w:numPr>
-      </w:pPr>
-      <w:r>
-        <w:t>Linux szerver konfiguráció</w:t>
-      </w:r>
-    </w:p>
-    <w:p>
-      <w:pPr>
-        <w:pStyle w:val="ListParagraph"/>
-        <w:numPr>
-          <w:ilvl w:val="2"/>
-          <w:numId w:val="1"/>
-        </w:numPr>
-      </w:pPr>
-      <w:r>
-        <w:t>DHCP ismertetés</w:t>
-      </w:r>
-    </w:p>
-    <w:p>
-      <w:pPr>
-        <w:pStyle w:val="ListParagraph"/>
-        <w:numPr>
-          <w:ilvl w:val="2"/>
-          <w:numId w:val="1"/>
-        </w:numPr>
-      </w:pPr>
-      <w:r>
-        <w:t>Hálózati nyomtató szerver (Linux)</w:t>
-      </w:r>
-    </w:p>
-    <w:p>
-      <w:pPr>
-        <w:pStyle w:val="ListParagraph"/>
-        <w:numPr>
-          <w:ilvl w:val="1"/>
-          <w:numId w:val="1"/>
-        </w:numPr>
-        <w:rPr>
-          <w:sz w:val="24"/>
-          <w:szCs w:val="24"/>
-        </w:rPr>
-      </w:pPr>
-      <w:r>
-        <w:rPr>
-          <w:sz w:val="24"/>
-          <w:szCs w:val="24"/>
-        </w:rPr>
-        <w:t>Kecskemét</w:t>
-      </w:r>
-    </w:p>
-    <w:p>
-      <w:pPr>
-        <w:pStyle w:val="ListParagraph"/>
-        <w:numPr>
-          <w:ilvl w:val="2"/>
-          <w:numId w:val="1"/>
-        </w:numPr>
-      </w:pPr>
-      <w:r>
-        <w:t>RH bemutatása</w:t>
-      </w:r>
-    </w:p>
-    <w:p>
-      <w:pPr>
-        <w:pStyle w:val="ListParagraph"/>
-        <w:numPr>
-          <w:ilvl w:val="2"/>
-          <w:numId w:val="1"/>
-        </w:numPr>
-      </w:pPr>
-      <w:r>
-        <w:t>HSRP-s internet elérés ismertetése</w:t>
-      </w:r>
-    </w:p>
-    <w:p>
-      <w:pPr>
-        <w:pStyle w:val="ListParagraph"/>
-        <w:numPr>
-          <w:ilvl w:val="2"/>
-          <w:numId w:val="1"/>
-        </w:numPr>
-      </w:pPr>
-      <w:r>
-        <w:t>Fizikai Tűzfal bemutatása</w:t>
-      </w:r>
-    </w:p>
-    <w:p>
-      <w:pPr>
-        <w:pStyle w:val="ListParagraph"/>
-        <w:numPr>
-          <w:ilvl w:val="2"/>
-          <w:numId w:val="1"/>
-        </w:numPr>
-      </w:pPr>
-      <w:r>
-        <w:t>Webszerver</w:t>
-      </w:r>
-    </w:p>
-    <w:p>
-      <w:pPr>
-        <w:pStyle w:val="ListParagraph"/>
-        <w:numPr>
-          <w:ilvl w:val="2"/>
-          <w:numId w:val="1"/>
-        </w:numPr>
-      </w:pPr>
-      <w:r>
-        <w:t>Linux Szerver</w:t>
-      </w:r>
-    </w:p>
-    <w:p>
-      <w:pPr>
-        <w:pStyle w:val="ListParagraph"/>
-        <w:numPr>
-          <w:ilvl w:val="2"/>
-          <w:numId w:val="1"/>
-        </w:numPr>
-      </w:pPr>
-      <w:r>
-        <w:t>DHCP</w:t>
-      </w:r>
-    </w:p>
-    <w:p>
-      <w:pPr>
-        <w:pStyle w:val="ListParagraph"/>
-        <w:numPr>
-          <w:ilvl w:val="1"/>
-          <w:numId w:val="1"/>
-        </w:numPr>
-        <w:rPr>
-          <w:sz w:val="24"/>
-          <w:szCs w:val="24"/>
-        </w:rPr>
-      </w:pPr>
+    </w:p>
+    <w:p>
+      <w:pPr>
+        <w:jc w:val="center"/>
+        <w:rPr>
+          <w:sz w:val="28"/>
+          <w:szCs w:val="28"/>
+        </w:rPr>
+      </w:pPr>
+    </w:p>
+    <w:p>
+      <w:pPr>
+        <w:rPr>
+          <w:sz w:val="28"/>
+          <w:szCs w:val="28"/>
+        </w:rPr>
+      </w:pPr>
+    </w:p>
+    <w:p>
+      <w:pPr>
+        <w:jc w:val="center"/>
+        <w:rPr>
+          <w:sz w:val="32"/>
+          <w:szCs w:val="28"/>
+        </w:rPr>
+      </w:pPr>
+      <w:r>
+        <w:rPr>
+          <w:sz w:val="32"/>
+          <w:szCs w:val="28"/>
+        </w:rPr>
+        <w:lastRenderedPageBreak/>
+        <w:t>3.</w:t>
+      </w:r>
+    </w:p>
+    <w:p>
+      <w:pPr>
+        <w:jc w:val="center"/>
+        <w:rPr>
+          <w:sz w:val="32"/>
+          <w:szCs w:val="28"/>
+        </w:rPr>
+      </w:pPr>
+      <w:r>
+        <w:rPr>
+          <w:sz w:val="32"/>
+          <w:szCs w:val="28"/>
+        </w:rPr>
+        <w:t>Telephelyek eszközeinek bemutatása</w:t>
+      </w:r>
+    </w:p>
+    <w:p>
+      <w:pPr>
+        <w:jc w:val="center"/>
+        <w:rPr>
+          <w:sz w:val="24"/>
+          <w:szCs w:val="28"/>
+        </w:rPr>
+      </w:pPr>
+      <w:r>
+        <w:rPr>
+          <w:sz w:val="24"/>
+          <w:szCs w:val="28"/>
+        </w:rPr>
+        <w:t>Kecskemét telephely</w:t>
+      </w:r>
+    </w:p>
+    <w:p>
+      <w:pPr>
+        <w:jc w:val="center"/>
+        <w:rPr>
+          <w:sz w:val="28"/>
+          <w:szCs w:val="28"/>
+        </w:rPr>
+      </w:pPr>
+      <w:r>
+        <w:rPr>
+          <w:sz w:val="28"/>
+          <w:szCs w:val="28"/>
+        </w:rPr>
+        <w:drawing>
+          <wp:inline distT="0" distB="0" distL="0" distR="0" wp14:anchorId="22F84B1D" wp14:editId="2A664F5C">
+            <wp:extent cx="5315692" cy="4934639"/>
+            <wp:effectExtent l="0" t="0" r="0" b="0"/>
+            <wp:docPr id="3" name="Kép 3"/>
+            <wp:cNvGraphicFramePr>
+              <a:graphicFrameLocks xmlns:a="http://schemas.openxmlformats.org/drawingml/2006/main" noChangeAspect="1"/>
+            </wp:cNvGraphicFramePr>
+            <a:graphic xmlns:a="http://schemas.openxmlformats.org/drawingml/2006/main">
+              <a:graphicData uri="http://schemas.openxmlformats.org/drawingml/2006/picture">
+                <pic:pic xmlns:pic="http://schemas.openxmlformats.org/drawingml/2006/picture">
+                  <pic:nvPicPr>
+                    <pic:cNvPr id="1" name=""/>
+                    <pic:cNvPicPr/>
+                  </pic:nvPicPr>
+                  <pic:blipFill>
+                    <a:blip r:embed="rId9"/>
+                    <a:stretch>
+                      <a:fillRect/>
+                    </a:stretch>
+                  </pic:blipFill>
+                  <pic:spPr>
+                    <a:xfrm>
+                      <a:off x="0" y="0"/>
+                      <a:ext cx="5315692" cy="4934639"/>
+                    </a:xfrm>
+                    <a:prstGeom prst="rect">
+                      <a:avLst/>
+                    </a:prstGeom>
+                  </pic:spPr>
+                </pic:pic>
+              </a:graphicData>
+            </a:graphic>
+          </wp:inline>
+        </w:drawing>
+      </w:r>
+    </w:p>
+    <w:p>
+      <w:pPr>
+        <w:rPr>
+          <w:szCs w:val="28"/>
+        </w:rPr>
+      </w:pPr>
+      <w:r>
+        <w:rPr>
+          <w:szCs w:val="28"/>
+        </w:rPr>
+        <w:t>A kecskeméti telephely a egyben a cég területi központja. Innen történnek meg a rendelések felvételei, illetve a termékek kiszállítása. A telephely egyszerűen bővíthető, nem csak számítógépek hanem akár útválasztók vagy szerverekkel.</w:t>
+      </w:r>
+      <w:bookmarkStart w:id="0" w:name="_GoBack"/>
+      <w:bookmarkEnd w:id="0"/>
+    </w:p>
+    <w:p>
+      <w:pPr>
+        <w:rPr>
+          <w:szCs w:val="28"/>
+        </w:rPr>
+      </w:pPr>
+      <w:r>
+        <w:rPr>
+          <w:szCs w:val="28"/>
+        </w:rPr>
+        <w:t>A telephelyben a következő eszközök találhatóak meg:</w:t>
+      </w:r>
+    </w:p>
+    <w:p>
+      <w:pPr>
+        <w:pStyle w:val="Listaszerbekezds"/>
+        <w:numPr>
+          <w:ilvl w:val="0"/>
+          <w:numId w:val="5"/>
+        </w:numPr>
+        <w:rPr>
+          <w:szCs w:val="28"/>
+        </w:rPr>
+      </w:pPr>
+      <w:r>
+        <w:rPr>
+          <w:szCs w:val="28"/>
+        </w:rPr>
+        <w:t>Egy fő-útválasztó: Cisco 2911</w:t>
+      </w:r>
+    </w:p>
+    <w:p>
+      <w:pPr>
+        <w:pStyle w:val="Listaszerbekezds"/>
+        <w:numPr>
+          <w:ilvl w:val="0"/>
+          <w:numId w:val="5"/>
+        </w:numPr>
+        <w:rPr>
+          <w:szCs w:val="28"/>
+        </w:rPr>
+      </w:pPr>
+      <w:r>
+        <w:rPr>
+          <w:szCs w:val="28"/>
+        </w:rPr>
+        <w:t xml:space="preserve">Egy harmadik rétegű kapcsoló: Cisco 3650-24PS </w:t>
+      </w:r>
       <w:proofErr w:type="spellStart"/>
       <w:r>
         <w:rPr>
-          <w:sz w:val="24"/>
-          <w:szCs w:val="24"/>
-        </w:rPr>
-        <w:t>Frame</w:t>
+          <w:szCs w:val="28"/>
+        </w:rPr>
+        <w:t>Multilayer-Switch</w:t>
       </w:r>
       <w:proofErr w:type="spellEnd"/>
-      <w:r>
-        <w:rPr>
-          <w:sz w:val="24"/>
-          <w:szCs w:val="24"/>
-        </w:rPr>
-        <w:t xml:space="preserve"> </w:t>
-      </w:r>
-      <w:proofErr w:type="spellStart"/>
-      <w:r>
-        <w:rPr>
-          <w:sz w:val="24"/>
-          <w:szCs w:val="24"/>
-        </w:rPr>
-        <w:t>Relay</w:t>
-      </w:r>
-      <w:proofErr w:type="spellEnd"/>
-    </w:p>
-    <w:p>
-      <w:pPr>
-        <w:pStyle w:val="ListParagraph"/>
-        <w:numPr>
-          <w:ilvl w:val="1"/>
-          <w:numId w:val="1"/>
-        </w:numPr>
-        <w:rPr>
-          <w:sz w:val="24"/>
-          <w:szCs w:val="24"/>
-        </w:rPr>
-      </w:pPr>
-      <w:r>
-        <w:rPr>
-          <w:sz w:val="24"/>
-          <w:szCs w:val="24"/>
-        </w:rPr>
-        <w:t>Internet szolgáltatás</w:t>
-      </w:r>
-    </w:p>
-    <w:p>
-      <w:pPr>
-        <w:pStyle w:val="ListParagraph"/>
-      </w:pPr>
-    </w:p>
-    <w:p>
-      <w:pPr>
-        <w:pStyle w:val="ListParagraph"/>
-        <w:rPr>
-          <w:sz w:val="28"/>
-          <w:szCs w:val="28"/>
-        </w:rPr>
-      </w:pPr>
-      <w:r>
-        <w:rPr>
-          <w:sz w:val="28"/>
-          <w:szCs w:val="28"/>
-        </w:rPr>
-        <w:t>Irodalomjegyzék</w:t>
-      </w:r>
-    </w:p>
-    <w:p>
-      <w:pPr>
-        <w:pStyle w:val="ListParagraph"/>
-        <w:rPr>
-          <w:sz w:val="28"/>
-          <w:szCs w:val="28"/>
-        </w:rPr>
-      </w:pPr>
-      <w:r>
-        <w:rPr>
-          <w:sz w:val="28"/>
-          <w:szCs w:val="28"/>
-        </w:rPr>
-        <w:t>Ábra</w:t>
-      </w:r>
-      <w:r>
-        <w:rPr>
-          <w:sz w:val="28"/>
-          <w:szCs w:val="28"/>
-        </w:rPr>
-        <w:t xml:space="preserve"> </w:t>
-      </w:r>
-      <w:r>
-        <w:rPr>
-          <w:sz w:val="28"/>
-          <w:szCs w:val="28"/>
-        </w:rPr>
-        <w:t>jegyz</w:t>
-      </w:r>
-      <w:r>
-        <w:rPr>
-          <w:sz w:val="28"/>
-          <w:szCs w:val="28"/>
-        </w:rPr>
-        <w:t>é</w:t>
-      </w:r>
-      <w:r>
-        <w:rPr>
-          <w:sz w:val="28"/>
-          <w:szCs w:val="28"/>
-        </w:rPr>
-        <w:t xml:space="preserve">k </w:t>
-      </w:r>
-    </w:p>
-    <w:p/>
-    <w:p>
-      <w:r>
-        <w:br w:type="page"/>
-      </w:r>
-    </w:p>
-    <w:p>
-      <w:pPr>
-        <w:jc w:val="center"/>
-        <w:rPr>
-          <w:sz w:val="28"/>
-          <w:szCs w:val="28"/>
-        </w:rPr>
-      </w:pPr>
-      <w:proofErr w:type="spellStart"/>
-      <w:r>
-        <w:rPr>
-          <w:sz w:val="28"/>
-          <w:szCs w:val="28"/>
-        </w:rPr>
-        <w:lastRenderedPageBreak/>
-        <w:t>Doix</w:t>
-      </w:r>
-      <w:proofErr w:type="spellEnd"/>
-      <w:r>
-        <w:rPr>
-          <w:sz w:val="28"/>
-          <w:szCs w:val="28"/>
-        </w:rPr>
-        <w:t xml:space="preserve"> Kft. </w:t>
-      </w:r>
-    </w:p>
-    <w:p>
-      <w:pPr>
-        <w:jc w:val="center"/>
-      </w:pPr>
-    </w:p>
-    <w:p>
-      <w:r>
-        <w:t xml:space="preserve">A </w:t>
-      </w:r>
-      <w:proofErr w:type="spellStart"/>
-      <w:r>
-        <w:t>Doix</w:t>
-      </w:r>
-      <w:proofErr w:type="spellEnd"/>
-      <w:r>
-        <w:t xml:space="preserve"> Kft. az új telephelyeik megtervezésére kérte meg csapatunkat, mi elfogadtuk a kérelmüket és tudásunk szerint megpróbáltunk egy a cégnek megfelelő telephely csoportot megtervezni. Figyelembe vettük a tervezés közben az adott telephelyek eszköz igényeit, a biztonságos belső kommunikációt, illetve a cég informatikusainak munkáját is próbáltuk megkönnyebbíteni.</w:t>
-      </w:r>
-    </w:p>
-    <w:p>
-      <w:r>
-        <w:t>A telephelyeket próbáltuk egyszerűen felépíteni, hogy minél jobban átláthatóak legyenek, ezzel is megalapozva a lehetséges jövőbeli fejlesztéseket, illetve bővítéseket.</w:t>
-      </w:r>
-    </w:p>
-    <w:p>
-      <w:r>
-        <w:t xml:space="preserve"> A telephelyek eszköz igényeit szintén ezekkel a gondolatokkal és a cég költségvetésének megfelelően választottuk</w:t>
-      </w:r>
-      <w:r>
-        <w:t>. Az eszközöket egyszerű és gyors konfiguráció, megbízhatóság és egyszerű fejleszthetőséggel figyelembe vettük a hálózat megtervezéseiben és megvalósításában is.</w:t>
-      </w:r>
-    </w:p>
-    <w:p>
-      <w:r>
-        <w:t>A biztonságos belső kommunikációt is figyelembe vettük, főleg az eszközök távoli elérésével kapcsolatban, hogy a hálózatokon belül tartózkodó felhasználók megfelelő engedélyek nélkül ne</w:t>
-      </w:r>
-      <w:r>
-        <w:t xml:space="preserve"> konfigurálhassák a telephelyek eszközeit.</w:t>
-      </w:r>
-    </w:p>
-    <w:p/>
-    <w:p>
-      <w:r>
+    </w:p>
+    <w:p>
+      <w:pPr>
+        <w:pStyle w:val="Listaszerbekezds"/>
+        <w:numPr>
+          <w:ilvl w:val="0"/>
+          <w:numId w:val="5"/>
+        </w:numPr>
+        <w:rPr>
+          <w:szCs w:val="28"/>
+        </w:rPr>
+      </w:pPr>
+      <w:r>
+        <w:rPr>
+          <w:szCs w:val="28"/>
+        </w:rPr>
+        <w:t>Négy második rétegű kapcsoló: Cisco 2960-24TT</w:t>
+      </w:r>
+    </w:p>
+    <w:p>
+      <w:pPr>
+        <w:pStyle w:val="Listaszerbekezds"/>
+        <w:numPr>
+          <w:ilvl w:val="0"/>
+          <w:numId w:val="5"/>
+        </w:numPr>
+        <w:rPr>
+          <w:szCs w:val="28"/>
+        </w:rPr>
+      </w:pPr>
+      <w:r>
+        <w:rPr>
+          <w:szCs w:val="28"/>
+        </w:rPr>
+        <w:t>Egy AP</w:t>
+      </w:r>
+    </w:p>
+    <w:p>
+      <w:pPr>
+        <w:pStyle w:val="Listaszerbekezds"/>
+        <w:numPr>
+          <w:ilvl w:val="0"/>
+          <w:numId w:val="5"/>
+        </w:numPr>
+        <w:rPr>
+          <w:szCs w:val="28"/>
+        </w:rPr>
+      </w:pPr>
+      <w:r>
+        <w:rPr>
+          <w:szCs w:val="28"/>
+        </w:rPr>
+        <w:t>Kettő Windows Server</w:t>
+      </w:r>
+    </w:p>
+    <w:p>
+      <w:pPr>
+        <w:pStyle w:val="Listaszerbekezds"/>
+        <w:numPr>
+          <w:ilvl w:val="0"/>
+          <w:numId w:val="5"/>
+        </w:numPr>
+        <w:rPr>
+          <w:szCs w:val="28"/>
+        </w:rPr>
+      </w:pPr>
+      <w:r>
+        <w:rPr>
+          <w:szCs w:val="28"/>
+        </w:rPr>
+        <w:t>Öt felhasználói számítógép</w:t>
+      </w:r>
+      <w:r>
+        <w:rPr>
+          <w:szCs w:val="28"/>
+        </w:rPr>
+        <w:t xml:space="preserve">, ezekből kettő </w:t>
+      </w:r>
+      <w:r>
+        <w:rPr>
+          <w:szCs w:val="28"/>
+        </w:rPr>
+        <w:t>informatikusoknak külön kialakítva</w:t>
+      </w:r>
+    </w:p>
+    <w:p>
+      <w:pPr>
+        <w:jc w:val="center"/>
+        <w:rPr>
+          <w:sz w:val="28"/>
+          <w:szCs w:val="28"/>
+        </w:rPr>
+      </w:pPr>
+    </w:p>
+    <w:p>
+      <w:pPr>
+        <w:jc w:val="center"/>
+        <w:rPr>
+          <w:sz w:val="28"/>
+          <w:szCs w:val="28"/>
+        </w:rPr>
+      </w:pPr>
+    </w:p>
+    <w:p>
+      <w:pPr>
+        <w:jc w:val="center"/>
+        <w:rPr>
+          <w:sz w:val="28"/>
+          <w:szCs w:val="28"/>
+        </w:rPr>
+      </w:pPr>
+    </w:p>
+    <w:p>
+      <w:pPr>
+        <w:jc w:val="center"/>
+        <w:rPr>
+          <w:sz w:val="28"/>
+          <w:szCs w:val="28"/>
+        </w:rPr>
+      </w:pPr>
+    </w:p>
+    <w:p>
+      <w:pPr>
+        <w:jc w:val="center"/>
+        <w:rPr>
+          <w:sz w:val="28"/>
+          <w:szCs w:val="28"/>
+        </w:rPr>
+      </w:pPr>
+    </w:p>
+    <w:p>
+      <w:pPr>
+        <w:jc w:val="center"/>
+        <w:rPr>
+          <w:sz w:val="28"/>
+          <w:szCs w:val="28"/>
+        </w:rPr>
+      </w:pPr>
+    </w:p>
+    <w:p>
+      <w:pPr>
+        <w:jc w:val="center"/>
+        <w:rPr>
+          <w:sz w:val="28"/>
+          <w:szCs w:val="28"/>
+        </w:rPr>
+      </w:pPr>
+    </w:p>
+    <w:p>
+      <w:pPr>
+        <w:jc w:val="center"/>
+        <w:rPr>
+          <w:sz w:val="28"/>
+          <w:szCs w:val="28"/>
+        </w:rPr>
+      </w:pPr>
+    </w:p>
+    <w:p>
+      <w:pPr>
+        <w:jc w:val="center"/>
+        <w:rPr>
+          <w:sz w:val="28"/>
+          <w:szCs w:val="28"/>
+        </w:rPr>
+      </w:pPr>
+    </w:p>
+    <w:p>
+      <w:pPr>
+        <w:jc w:val="center"/>
+        <w:rPr>
+          <w:sz w:val="28"/>
+          <w:szCs w:val="28"/>
+        </w:rPr>
+      </w:pPr>
+    </w:p>
+    <w:p>
+      <w:pPr>
+        <w:jc w:val="center"/>
+        <w:rPr>
+          <w:sz w:val="28"/>
+          <w:szCs w:val="28"/>
+        </w:rPr>
+      </w:pPr>
+    </w:p>
+    <w:p>
+      <w:pPr>
+        <w:jc w:val="center"/>
+        <w:rPr>
+          <w:sz w:val="28"/>
+          <w:szCs w:val="28"/>
+        </w:rPr>
+      </w:pPr>
+    </w:p>
+    <w:p>
+      <w:pPr>
+        <w:jc w:val="center"/>
+        <w:rPr>
+          <w:sz w:val="28"/>
+          <w:szCs w:val="28"/>
+        </w:rPr>
+      </w:pPr>
+    </w:p>
+    <w:p>
+      <w:pPr>
+        <w:jc w:val="center"/>
+        <w:rPr>
+          <w:sz w:val="28"/>
+          <w:szCs w:val="28"/>
+        </w:rPr>
+      </w:pPr>
+    </w:p>
+    <w:p>
+      <w:pPr>
+        <w:jc w:val="center"/>
+        <w:rPr>
+          <w:sz w:val="28"/>
+          <w:szCs w:val="28"/>
+        </w:rPr>
+      </w:pPr>
+    </w:p>
+    <w:p>
+      <w:pPr>
+        <w:jc w:val="center"/>
+        <w:rPr>
+          <w:sz w:val="28"/>
+          <w:szCs w:val="28"/>
+        </w:rPr>
+      </w:pPr>
+    </w:p>
+    <w:p>
+      <w:pPr>
+        <w:jc w:val="center"/>
+        <w:rPr>
+          <w:sz w:val="28"/>
+          <w:szCs w:val="28"/>
+        </w:rPr>
+      </w:pPr>
+    </w:p>
+    <w:p>
+      <w:pPr>
+        <w:jc w:val="center"/>
+        <w:rPr>
+          <w:sz w:val="28"/>
+          <w:szCs w:val="28"/>
+        </w:rPr>
+      </w:pPr>
+    </w:p>
+    <w:p>
+      <w:pPr>
+        <w:jc w:val="center"/>
+        <w:rPr>
+          <w:sz w:val="28"/>
+          <w:szCs w:val="28"/>
+        </w:rPr>
+      </w:pPr>
+    </w:p>
+    <w:p>
+      <w:pPr>
+        <w:jc w:val="center"/>
+        <w:rPr>
+          <w:sz w:val="28"/>
+          <w:szCs w:val="28"/>
+        </w:rPr>
+      </w:pPr>
+    </w:p>
+    <w:p>
+      <w:pPr>
+        <w:jc w:val="center"/>
+        <w:rPr>
+          <w:sz w:val="28"/>
+          <w:szCs w:val="28"/>
+        </w:rPr>
+      </w:pPr>
+    </w:p>
+    <w:p>
+      <w:pPr>
+        <w:jc w:val="center"/>
+        <w:rPr>
+          <w:sz w:val="28"/>
+          <w:szCs w:val="28"/>
+        </w:rPr>
+      </w:pPr>
+    </w:p>
+    <w:p>
+      <w:pPr>
+        <w:jc w:val="center"/>
+        <w:rPr>
+          <w:sz w:val="28"/>
+          <w:szCs w:val="28"/>
+        </w:rPr>
+      </w:pPr>
+    </w:p>
+    <w:p>
+      <w:pPr>
+        <w:rPr>
+          <w:sz w:val="28"/>
+          <w:szCs w:val="28"/>
+        </w:rPr>
+      </w:pPr>
+      <w:r>
+        <w:rPr>
+          <w:sz w:val="28"/>
+          <w:szCs w:val="28"/>
+        </w:rPr>
         <w:br w:type="page"/>
       </w:r>
     </w:p>
@@ -706,7 +1502,7 @@
     </w:p>
     <w:p>
       <w:pPr>
-        <w:pStyle w:val="ListParagraph"/>
+        <w:pStyle w:val="Listaszerbekezds"/>
         <w:numPr>
           <w:ilvl w:val="0"/>
           <w:numId w:val="2"/>
@@ -734,10 +1530,10 @@
       <w:r>
         <w:t xml:space="preserve"> </w:t>
       </w:r>
-      <w:hyperlink r:id="rId8" w:history="1">
+      <w:hyperlink r:id="rId10" w:history="1">
         <w:r>
           <w:rPr>
-            <w:rStyle w:val="Hyperlink"/>
+            <w:rStyle w:val="Hiperhivatkozs"/>
           </w:rPr>
           <w:t>https://community.cisco.com/t5/networking-knowledge-base/ccna-command-summary/ta-p/4041776</w:t>
         </w:r>
@@ -759,7 +1555,7 @@
     </w:p>
     <w:p/>
     <w:sectPr>
-      <w:footerReference w:type="default" r:id="rId9"/>
+      <w:footerReference w:type="default" r:id="rId11"/>
       <w:pgSz w:w="11906" w:h="16838"/>
       <w:pgMar w:top="1417" w:right="1417" w:bottom="1417" w:left="1417" w:header="708" w:footer="708" w:gutter="0"/>
       <w:cols w:space="708"/>
@@ -770,7 +1566,7 @@
 </file>
 
 <file path=word/endnotes.xml><?xml version="1.0" encoding="utf-8"?>
-<w:endnotes xmlns:wpc="http://schemas.microsoft.com/office/word/2010/wordprocessingCanvas" xmlns:cx="http://schemas.microsoft.com/office/drawing/2014/chartex" xmlns:cx1="http://schemas.microsoft.com/office/drawing/2015/9/8/chartex" xmlns:cx2="http://schemas.microsoft.com/office/drawing/2015/10/21/chartex" xmlns:cx3="http://schemas.microsoft.com/office/drawing/2016/5/9/chartex" xmlns:cx4="http://schemas.microsoft.com/office/drawing/2016/5/10/chartex" xmlns:cx5="http://schemas.microsoft.com/office/drawing/2016/5/11/chartex" xmlns:cx6="http://schemas.microsoft.com/office/drawing/2016/5/12/chartex" xmlns:cx7="http://schemas.microsoft.com/office/drawing/2016/5/13/chartex" xmlns:cx8="http://schemas.microsoft.com/office/drawing/2016/5/14/chartex" xmlns:mc="http://schemas.openxmlformats.org/markup-compatibility/2006" xmlns:aink="http://schemas.microsoft.com/office/drawing/2016/ink" xmlns:am3d="http://schemas.microsoft.com/office/drawing/2017/model3d" xmlns:o="urn:schemas-microsoft-com:office:office" xmlns:oel="http://schemas.microsoft.com/office/2019/extlst" xmlns:r="http://schemas.openxmlformats.org/officeDocument/2006/relationships" xmlns:m="http://schemas.openxmlformats.org/officeDocument/2006/math" xmlns:v="urn:schemas-microsoft-com:vml" xmlns:wp14="http://schemas.microsoft.com/office/word/2010/wordprocessingDrawing" xmlns:wp="http://schemas.openxmlformats.org/drawingml/2006/wordprocessingDrawing" xmlns:w10="urn:schemas-microsoft-com:office:word" xmlns:w="http://schemas.openxmlformats.org/wordprocessingml/2006/main" xmlns:w14="http://schemas.microsoft.com/office/word/2010/wordml" xmlns:w15="http://schemas.microsoft.com/office/word/2012/wordml" xmlns:w16cex="http://schemas.microsoft.com/office/word/2018/wordml/cex" xmlns:w16cid="http://schemas.microsoft.com/office/word/2016/wordml/cid" xmlns:w16="http://schemas.microsoft.com/office/word/2018/wordml" xmlns:w16du="http://schemas.microsoft.com/office/word/2023/wordml/word16du" xmlns:w16sdtdh="http://schemas.microsoft.com/office/word/2020/wordml/sdtdatahash" xmlns:w16sdtfl="http://schemas.microsoft.com/office/word/2024/wordml/sdtformatlock" xmlns:w16se="http://schemas.microsoft.com/office/word/2015/wordml/symex" xmlns:wpg="http://schemas.microsoft.com/office/word/2010/wordprocessingGroup" xmlns:wpi="http://schemas.microsoft.com/office/word/2010/wordprocessingInk" xmlns:wne="http://schemas.microsoft.com/office/word/2006/wordml" xmlns:wps="http://schemas.microsoft.com/office/word/2010/wordprocessingShape" mc:Ignorable="w14 w15 w16se w16cid w16 w16cex w16sdtdh w16sdtfl w16du wp14">
+<w:endnotes xmlns:wpc="http://schemas.microsoft.com/office/word/2010/wordprocessingCanvas" xmlns:cx="http://schemas.microsoft.com/office/drawing/2014/chartex" xmlns:cx1="http://schemas.microsoft.com/office/drawing/2015/9/8/chartex" xmlns:cx2="http://schemas.microsoft.com/office/drawing/2015/10/21/chartex" xmlns:cx3="http://schemas.microsoft.com/office/drawing/2016/5/9/chartex" xmlns:cx4="http://schemas.microsoft.com/office/drawing/2016/5/10/chartex" xmlns:cx5="http://schemas.microsoft.com/office/drawing/2016/5/11/chartex" xmlns:cx6="http://schemas.microsoft.com/office/drawing/2016/5/12/chartex" xmlns:cx7="http://schemas.microsoft.com/office/drawing/2016/5/13/chartex" xmlns:cx8="http://schemas.microsoft.com/office/drawing/2016/5/14/chartex" xmlns:mc="http://schemas.openxmlformats.org/markup-compatibility/2006" xmlns:aink="http://schemas.microsoft.com/office/drawing/2016/ink" xmlns:am3d="http://schemas.microsoft.com/office/drawing/2017/model3d" xmlns:o="urn:schemas-microsoft-com:office:office" xmlns:r="http://schemas.openxmlformats.org/officeDocument/2006/relationships" xmlns:m="http://schemas.openxmlformats.org/officeDocument/2006/math" xmlns:v="urn:schemas-microsoft-com:vml" xmlns:wp14="http://schemas.microsoft.com/office/word/2010/wordprocessingDrawing" xmlns:wp="http://schemas.openxmlformats.org/drawingml/2006/wordprocessingDrawing" xmlns:w10="urn:schemas-microsoft-com:office:word" xmlns:w="http://schemas.openxmlformats.org/wordprocessingml/2006/main" xmlns:w14="http://schemas.microsoft.com/office/word/2010/wordml" xmlns:w15="http://schemas.microsoft.com/office/word/2012/wordml" xmlns:w16cid="http://schemas.microsoft.com/office/word/2016/wordml/cid" xmlns:w16se="http://schemas.microsoft.com/office/word/2015/wordml/symex" xmlns:wpg="http://schemas.microsoft.com/office/word/2010/wordprocessingGroup" xmlns:wpi="http://schemas.microsoft.com/office/word/2010/wordprocessingInk" xmlns:wne="http://schemas.microsoft.com/office/word/2006/wordml" xmlns:wps="http://schemas.microsoft.com/office/word/2010/wordprocessingShape" mc:Ignorable="w14 w15 w16se w16cid wp14">
   <w:endnote w:type="separator" w:id="-1">
     <w:p>
       <w:pPr>
@@ -795,10 +1591,10 @@
 </file>
 
 <file path=word/footer1.xml><?xml version="1.0" encoding="utf-8"?>
-<w:ftr xmlns:wpc="http://schemas.microsoft.com/office/word/2010/wordprocessingCanvas" xmlns:cx="http://schemas.microsoft.com/office/drawing/2014/chartex" xmlns:cx1="http://schemas.microsoft.com/office/drawing/2015/9/8/chartex" xmlns:cx2="http://schemas.microsoft.com/office/drawing/2015/10/21/chartex" xmlns:cx3="http://schemas.microsoft.com/office/drawing/2016/5/9/chartex" xmlns:cx4="http://schemas.microsoft.com/office/drawing/2016/5/10/chartex" xmlns:cx5="http://schemas.microsoft.com/office/drawing/2016/5/11/chartex" xmlns:cx6="http://schemas.microsoft.com/office/drawing/2016/5/12/chartex" xmlns:cx7="http://schemas.microsoft.com/office/drawing/2016/5/13/chartex" xmlns:cx8="http://schemas.microsoft.com/office/drawing/2016/5/14/chartex" xmlns:mc="http://schemas.openxmlformats.org/markup-compatibility/2006" xmlns:aink="http://schemas.microsoft.com/office/drawing/2016/ink" xmlns:am3d="http://schemas.microsoft.com/office/drawing/2017/model3d" xmlns:o="urn:schemas-microsoft-com:office:office" xmlns:oel="http://schemas.microsoft.com/office/2019/extlst" xmlns:r="http://schemas.openxmlformats.org/officeDocument/2006/relationships" xmlns:m="http://schemas.openxmlformats.org/officeDocument/2006/math" xmlns:v="urn:schemas-microsoft-com:vml" xmlns:wp14="http://schemas.microsoft.com/office/word/2010/wordprocessingDrawing" xmlns:wp="http://schemas.openxmlformats.org/drawingml/2006/wordprocessingDrawing" xmlns:w10="urn:schemas-microsoft-com:office:word" xmlns:w="http://schemas.openxmlformats.org/wordprocessingml/2006/main" xmlns:w14="http://schemas.microsoft.com/office/word/2010/wordml" xmlns:w15="http://schemas.microsoft.com/office/word/2012/wordml" xmlns:w16cex="http://schemas.microsoft.com/office/word/2018/wordml/cex" xmlns:w16cid="http://schemas.microsoft.com/office/word/2016/wordml/cid" xmlns:w16="http://schemas.microsoft.com/office/word/2018/wordml" xmlns:w16du="http://schemas.microsoft.com/office/word/2023/wordml/word16du" xmlns:w16sdtdh="http://schemas.microsoft.com/office/word/2020/wordml/sdtdatahash" xmlns:w16sdtfl="http://schemas.microsoft.com/office/word/2024/wordml/sdtformatlock" xmlns:w16se="http://schemas.microsoft.com/office/word/2015/wordml/symex" xmlns:wpg="http://schemas.microsoft.com/office/word/2010/wordprocessingGroup" xmlns:wpi="http://schemas.microsoft.com/office/word/2010/wordprocessingInk" xmlns:wne="http://schemas.microsoft.com/office/word/2006/wordml" xmlns:wps="http://schemas.microsoft.com/office/word/2010/wordprocessingShape" mc:Ignorable="w14 w15 w16se w16cid w16 w16cex w16sdtdh w16sdtfl w16du wp14">
+<w:ftr xmlns:wpc="http://schemas.microsoft.com/office/word/2010/wordprocessingCanvas" xmlns:cx="http://schemas.microsoft.com/office/drawing/2014/chartex" xmlns:cx1="http://schemas.microsoft.com/office/drawing/2015/9/8/chartex" xmlns:cx2="http://schemas.microsoft.com/office/drawing/2015/10/21/chartex" xmlns:cx3="http://schemas.microsoft.com/office/drawing/2016/5/9/chartex" xmlns:cx4="http://schemas.microsoft.com/office/drawing/2016/5/10/chartex" xmlns:cx5="http://schemas.microsoft.com/office/drawing/2016/5/11/chartex" xmlns:cx6="http://schemas.microsoft.com/office/drawing/2016/5/12/chartex" xmlns:cx7="http://schemas.microsoft.com/office/drawing/2016/5/13/chartex" xmlns:cx8="http://schemas.microsoft.com/office/drawing/2016/5/14/chartex" xmlns:mc="http://schemas.openxmlformats.org/markup-compatibility/2006" xmlns:aink="http://schemas.microsoft.com/office/drawing/2016/ink" xmlns:am3d="http://schemas.microsoft.com/office/drawing/2017/model3d" xmlns:o="urn:schemas-microsoft-com:office:office" xmlns:r="http://schemas.openxmlformats.org/officeDocument/2006/relationships" xmlns:m="http://schemas.openxmlformats.org/officeDocument/2006/math" xmlns:v="urn:schemas-microsoft-com:vml" xmlns:wp14="http://schemas.microsoft.com/office/word/2010/wordprocessingDrawing" xmlns:wp="http://schemas.openxmlformats.org/drawingml/2006/wordprocessingDrawing" xmlns:w10="urn:schemas-microsoft-com:office:word" xmlns:w="http://schemas.openxmlformats.org/wordprocessingml/2006/main" xmlns:w14="http://schemas.microsoft.com/office/word/2010/wordml" xmlns:w15="http://schemas.microsoft.com/office/word/2012/wordml" xmlns:w16cid="http://schemas.microsoft.com/office/word/2016/wordml/cid" xmlns:w16se="http://schemas.microsoft.com/office/word/2015/wordml/symex" xmlns:wpg="http://schemas.microsoft.com/office/word/2010/wordprocessingGroup" xmlns:wpi="http://schemas.microsoft.com/office/word/2010/wordprocessingInk" xmlns:wne="http://schemas.microsoft.com/office/word/2006/wordml" xmlns:wps="http://schemas.microsoft.com/office/word/2010/wordprocessingShape" mc:Ignorable="w14 w15 w16se w16cid wp14">
   <w:sdt>
     <w:sdtPr>
-      <w:id w:val="1086958877"/>
+      <w:id w:val="1477722141"/>
       <w:docPartObj>
         <w:docPartGallery w:val="Page Numbers (Bottom of Page)"/>
         <w:docPartUnique/>
@@ -807,8 +1603,8 @@
     <w:sdtContent>
       <w:p>
         <w:pPr>
-          <w:pStyle w:val="Footer"/>
-          <w:jc w:val="center"/>
+          <w:pStyle w:val="llb"/>
+          <w:jc w:val="right"/>
         </w:pPr>
         <w:r>
           <w:fldChar w:fldCharType="begin"/>
@@ -830,14 +1626,22 @@
   </w:sdt>
   <w:p>
     <w:pPr>
-      <w:pStyle w:val="Footer"/>
+      <w:pStyle w:val="llb"/>
     </w:pPr>
+    <w:proofErr w:type="spellStart"/>
+    <w:r>
+      <w:t>Mot</w:t>
+    </w:r>
+    <w:proofErr w:type="spellEnd"/>
+    <w:r>
+      <w:t xml:space="preserve"> Dániel György, Nagy Zsolt</w:t>
+    </w:r>
   </w:p>
 </w:ftr>
 </file>
 
 <file path=word/footnotes.xml><?xml version="1.0" encoding="utf-8"?>
-<w:footnotes xmlns:wpc="http://schemas.microsoft.com/office/word/2010/wordprocessingCanvas" xmlns:cx="http://schemas.microsoft.com/office/drawing/2014/chartex" xmlns:cx1="http://schemas.microsoft.com/office/drawing/2015/9/8/chartex" xmlns:cx2="http://schemas.microsoft.com/office/drawing/2015/10/21/chartex" xmlns:cx3="http://schemas.microsoft.com/office/drawing/2016/5/9/chartex" xmlns:cx4="http://schemas.microsoft.com/office/drawing/2016/5/10/chartex" xmlns:cx5="http://schemas.microsoft.com/office/drawing/2016/5/11/chartex" xmlns:cx6="http://schemas.microsoft.com/office/drawing/2016/5/12/chartex" xmlns:cx7="http://schemas.microsoft.com/office/drawing/2016/5/13/chartex" xmlns:cx8="http://schemas.microsoft.com/office/drawing/2016/5/14/chartex" xmlns:mc="http://schemas.openxmlformats.org/markup-compatibility/2006" xmlns:aink="http://schemas.microsoft.com/office/drawing/2016/ink" xmlns:am3d="http://schemas.microsoft.com/office/drawing/2017/model3d" xmlns:o="urn:schemas-microsoft-com:office:office" xmlns:oel="http://schemas.microsoft.com/office/2019/extlst" xmlns:r="http://schemas.openxmlformats.org/officeDocument/2006/relationships" xmlns:m="http://schemas.openxmlformats.org/officeDocument/2006/math" xmlns:v="urn:schemas-microsoft-com:vml" xmlns:wp14="http://schemas.microsoft.com/office/word/2010/wordprocessingDrawing" xmlns:wp="http://schemas.openxmlformats.org/drawingml/2006/wordprocessingDrawing" xmlns:w10="urn:schemas-microsoft-com:office:word" xmlns:w="http://schemas.openxmlformats.org/wordprocessingml/2006/main" xmlns:w14="http://schemas.microsoft.com/office/word/2010/wordml" xmlns:w15="http://schemas.microsoft.com/office/word/2012/wordml" xmlns:w16cex="http://schemas.microsoft.com/office/word/2018/wordml/cex" xmlns:w16cid="http://schemas.microsoft.com/office/word/2016/wordml/cid" xmlns:w16="http://schemas.microsoft.com/office/word/2018/wordml" xmlns:w16du="http://schemas.microsoft.com/office/word/2023/wordml/word16du" xmlns:w16sdtdh="http://schemas.microsoft.com/office/word/2020/wordml/sdtdatahash" xmlns:w16sdtfl="http://schemas.microsoft.com/office/word/2024/wordml/sdtformatlock" xmlns:w16se="http://schemas.microsoft.com/office/word/2015/wordml/symex" xmlns:wpg="http://schemas.microsoft.com/office/word/2010/wordprocessingGroup" xmlns:wpi="http://schemas.microsoft.com/office/word/2010/wordprocessingInk" xmlns:wne="http://schemas.microsoft.com/office/word/2006/wordml" xmlns:wps="http://schemas.microsoft.com/office/word/2010/wordprocessingShape" mc:Ignorable="w14 w15 w16se w16cid w16 w16cex w16sdtdh w16sdtfl w16du wp14">
+<w:footnotes xmlns:wpc="http://schemas.microsoft.com/office/word/2010/wordprocessingCanvas" xmlns:cx="http://schemas.microsoft.com/office/drawing/2014/chartex" xmlns:cx1="http://schemas.microsoft.com/office/drawing/2015/9/8/chartex" xmlns:cx2="http://schemas.microsoft.com/office/drawing/2015/10/21/chartex" xmlns:cx3="http://schemas.microsoft.com/office/drawing/2016/5/9/chartex" xmlns:cx4="http://schemas.microsoft.com/office/drawing/2016/5/10/chartex" xmlns:cx5="http://schemas.microsoft.com/office/drawing/2016/5/11/chartex" xmlns:cx6="http://schemas.microsoft.com/office/drawing/2016/5/12/chartex" xmlns:cx7="http://schemas.microsoft.com/office/drawing/2016/5/13/chartex" xmlns:cx8="http://schemas.microsoft.com/office/drawing/2016/5/14/chartex" xmlns:mc="http://schemas.openxmlformats.org/markup-compatibility/2006" xmlns:aink="http://schemas.microsoft.com/office/drawing/2016/ink" xmlns:am3d="http://schemas.microsoft.com/office/drawing/2017/model3d" xmlns:o="urn:schemas-microsoft-com:office:office" xmlns:r="http://schemas.openxmlformats.org/officeDocument/2006/relationships" xmlns:m="http://schemas.openxmlformats.org/officeDocument/2006/math" xmlns:v="urn:schemas-microsoft-com:vml" xmlns:wp14="http://schemas.microsoft.com/office/word/2010/wordprocessingDrawing" xmlns:wp="http://schemas.openxmlformats.org/drawingml/2006/wordprocessingDrawing" xmlns:w10="urn:schemas-microsoft-com:office:word" xmlns:w="http://schemas.openxmlformats.org/wordprocessingml/2006/main" xmlns:w14="http://schemas.microsoft.com/office/word/2010/wordml" xmlns:w15="http://schemas.microsoft.com/office/word/2012/wordml" xmlns:w16cid="http://schemas.microsoft.com/office/word/2016/wordml/cid" xmlns:w16se="http://schemas.microsoft.com/office/word/2015/wordml/symex" xmlns:wpg="http://schemas.microsoft.com/office/word/2010/wordprocessingGroup" xmlns:wpi="http://schemas.microsoft.com/office/word/2010/wordprocessingInk" xmlns:wne="http://schemas.microsoft.com/office/word/2006/wordml" xmlns:wps="http://schemas.microsoft.com/office/word/2010/wordprocessingShape" mc:Ignorable="w14 w15 w16se w16cid wp14">
   <w:footnote w:type="separator" w:id="-1">
     <w:p>
       <w:pPr>
@@ -862,11 +1666,350 @@
 </file>
 
 <file path=word/numbering.xml><?xml version="1.0" encoding="utf-8"?>
-<w:numbering xmlns:wpc="http://schemas.microsoft.com/office/word/2010/wordprocessingCanvas" xmlns:cx="http://schemas.microsoft.com/office/drawing/2014/chartex" xmlns:cx1="http://schemas.microsoft.com/office/drawing/2015/9/8/chartex" xmlns:cx2="http://schemas.microsoft.com/office/drawing/2015/10/21/chartex" xmlns:cx3="http://schemas.microsoft.com/office/drawing/2016/5/9/chartex" xmlns:cx4="http://schemas.microsoft.com/office/drawing/2016/5/10/chartex" xmlns:cx5="http://schemas.microsoft.com/office/drawing/2016/5/11/chartex" xmlns:cx6="http://schemas.microsoft.com/office/drawing/2016/5/12/chartex" xmlns:cx7="http://schemas.microsoft.com/office/drawing/2016/5/13/chartex" xmlns:cx8="http://schemas.microsoft.com/office/drawing/2016/5/14/chartex" xmlns:mc="http://schemas.openxmlformats.org/markup-compatibility/2006" xmlns:aink="http://schemas.microsoft.com/office/drawing/2016/ink" xmlns:am3d="http://schemas.microsoft.com/office/drawing/2017/model3d" xmlns:o="urn:schemas-microsoft-com:office:office" xmlns:oel="http://schemas.microsoft.com/office/2019/extlst" xmlns:r="http://schemas.openxmlformats.org/officeDocument/2006/relationships" xmlns:m="http://schemas.openxmlformats.org/officeDocument/2006/math" xmlns:v="urn:schemas-microsoft-com:vml" xmlns:wp14="http://schemas.microsoft.com/office/word/2010/wordprocessingDrawing" xmlns:wp="http://schemas.openxmlformats.org/drawingml/2006/wordprocessingDrawing" xmlns:w10="urn:schemas-microsoft-com:office:word" xmlns:w="http://schemas.openxmlformats.org/wordprocessingml/2006/main" xmlns:w14="http://schemas.microsoft.com/office/word/2010/wordml" xmlns:w15="http://schemas.microsoft.com/office/word/2012/wordml" xmlns:w16cex="http://schemas.microsoft.com/office/word/2018/wordml/cex" xmlns:w16cid="http://schemas.microsoft.com/office/word/2016/wordml/cid" xmlns:w16="http://schemas.microsoft.com/office/word/2018/wordml" xmlns:w16du="http://schemas.microsoft.com/office/word/2023/wordml/word16du" xmlns:w16sdtdh="http://schemas.microsoft.com/office/word/2020/wordml/sdtdatahash" xmlns:w16sdtfl="http://schemas.microsoft.com/office/word/2024/wordml/sdtformatlock" xmlns:w16se="http://schemas.microsoft.com/office/word/2015/wordml/symex" xmlns:wpg="http://schemas.microsoft.com/office/word/2010/wordprocessingGroup" xmlns:wpi="http://schemas.microsoft.com/office/word/2010/wordprocessingInk" xmlns:wne="http://schemas.microsoft.com/office/word/2006/wordml" xmlns:wps="http://schemas.microsoft.com/office/word/2010/wordprocessingShape" mc:Ignorable="w14 w15 w16se w16cid w16 w16cex w16sdtdh w16sdtfl w16du wp14">
+<w:numbering xmlns:wpc="http://schemas.microsoft.com/office/word/2010/wordprocessingCanvas" xmlns:cx="http://schemas.microsoft.com/office/drawing/2014/chartex" xmlns:cx1="http://schemas.microsoft.com/office/drawing/2015/9/8/chartex" xmlns:cx2="http://schemas.microsoft.com/office/drawing/2015/10/21/chartex" xmlns:cx3="http://schemas.microsoft.com/office/drawing/2016/5/9/chartex" xmlns:cx4="http://schemas.microsoft.com/office/drawing/2016/5/10/chartex" xmlns:cx5="http://schemas.microsoft.com/office/drawing/2016/5/11/chartex" xmlns:cx6="http://schemas.microsoft.com/office/drawing/2016/5/12/chartex" xmlns:cx7="http://schemas.microsoft.com/office/drawing/2016/5/13/chartex" xmlns:cx8="http://schemas.microsoft.com/office/drawing/2016/5/14/chartex" xmlns:mc="http://schemas.openxmlformats.org/markup-compatibility/2006" xmlns:aink="http://schemas.microsoft.com/office/drawing/2016/ink" xmlns:am3d="http://schemas.microsoft.com/office/drawing/2017/model3d" xmlns:o="urn:schemas-microsoft-com:office:office" xmlns:r="http://schemas.openxmlformats.org/officeDocument/2006/relationships" xmlns:m="http://schemas.openxmlformats.org/officeDocument/2006/math" xmlns:v="urn:schemas-microsoft-com:vml" xmlns:wp14="http://schemas.microsoft.com/office/word/2010/wordprocessingDrawing" xmlns:wp="http://schemas.openxmlformats.org/drawingml/2006/wordprocessingDrawing" xmlns:w10="urn:schemas-microsoft-com:office:word" xmlns:w="http://schemas.openxmlformats.org/wordprocessingml/2006/main" xmlns:w14="http://schemas.microsoft.com/office/word/2010/wordml" xmlns:w15="http://schemas.microsoft.com/office/word/2012/wordml" xmlns:w16cid="http://schemas.microsoft.com/office/word/2016/wordml/cid" xmlns:w16se="http://schemas.microsoft.com/office/word/2015/wordml/symex" xmlns:wpg="http://schemas.microsoft.com/office/word/2010/wordprocessingGroup" xmlns:wpi="http://schemas.microsoft.com/office/word/2010/wordprocessingInk" xmlns:wne="http://schemas.microsoft.com/office/word/2006/wordml" xmlns:wps="http://schemas.microsoft.com/office/word/2010/wordprocessingShape" mc:Ignorable="w14 w15 w16se w16cid wp14">
   <w:abstractNum w:abstractNumId="0" w15:restartNumberingAfterBreak="0">
-    <w:nsid w:val="5D3459A2"/>
+    <w:nsid w:val="28CC43DF"/>
     <w:multiLevelType w:val="hybridMultilevel"/>
-    <w:tmpl w:val="B10824F6"/>
+    <w:tmpl w:val="279E259E"/>
+    <w:lvl w:ilvl="0" w:tplc="040E0001">
+      <w:start w:val="1"/>
+      <w:numFmt w:val="bullet"/>
+      <w:lvlText w:val=""/>
+      <w:lvlJc w:val="left"/>
+      <w:pPr>
+        <w:ind w:left="720" w:hanging="360"/>
+      </w:pPr>
+      <w:rPr>
+        <w:rFonts w:ascii="Symbol" w:hAnsi="Symbol" w:hint="default"/>
+      </w:rPr>
+    </w:lvl>
+    <w:lvl w:ilvl="1" w:tplc="040E0003" w:tentative="1">
+      <w:start w:val="1"/>
+      <w:numFmt w:val="bullet"/>
+      <w:lvlText w:val="o"/>
+      <w:lvlJc w:val="left"/>
+      <w:pPr>
+        <w:ind w:left="1440" w:hanging="360"/>
+      </w:pPr>
+      <w:rPr>
+        <w:rFonts w:ascii="Courier New" w:hAnsi="Courier New" w:cs="Courier New" w:hint="default"/>
+      </w:rPr>
+    </w:lvl>
+    <w:lvl w:ilvl="2" w:tplc="040E0005" w:tentative="1">
+      <w:start w:val="1"/>
+      <w:numFmt w:val="bullet"/>
+      <w:lvlText w:val=""/>
+      <w:lvlJc w:val="left"/>
+      <w:pPr>
+        <w:ind w:left="2160" w:hanging="360"/>
+      </w:pPr>
+      <w:rPr>
+        <w:rFonts w:ascii="Wingdings" w:hAnsi="Wingdings" w:hint="default"/>
+      </w:rPr>
+    </w:lvl>
+    <w:lvl w:ilvl="3" w:tplc="040E0001" w:tentative="1">
+      <w:start w:val="1"/>
+      <w:numFmt w:val="bullet"/>
+      <w:lvlText w:val=""/>
+      <w:lvlJc w:val="left"/>
+      <w:pPr>
+        <w:ind w:left="2880" w:hanging="360"/>
+      </w:pPr>
+      <w:rPr>
+        <w:rFonts w:ascii="Symbol" w:hAnsi="Symbol" w:hint="default"/>
+      </w:rPr>
+    </w:lvl>
+    <w:lvl w:ilvl="4" w:tplc="040E0003" w:tentative="1">
+      <w:start w:val="1"/>
+      <w:numFmt w:val="bullet"/>
+      <w:lvlText w:val="o"/>
+      <w:lvlJc w:val="left"/>
+      <w:pPr>
+        <w:ind w:left="3600" w:hanging="360"/>
+      </w:pPr>
+      <w:rPr>
+        <w:rFonts w:ascii="Courier New" w:hAnsi="Courier New" w:cs="Courier New" w:hint="default"/>
+      </w:rPr>
+    </w:lvl>
+    <w:lvl w:ilvl="5" w:tplc="040E0005" w:tentative="1">
+      <w:start w:val="1"/>
+      <w:numFmt w:val="bullet"/>
+      <w:lvlText w:val=""/>
+      <w:lvlJc w:val="left"/>
+      <w:pPr>
+        <w:ind w:left="4320" w:hanging="360"/>
+      </w:pPr>
+      <w:rPr>
+        <w:rFonts w:ascii="Wingdings" w:hAnsi="Wingdings" w:hint="default"/>
+      </w:rPr>
+    </w:lvl>
+    <w:lvl w:ilvl="6" w:tplc="040E0001" w:tentative="1">
+      <w:start w:val="1"/>
+      <w:numFmt w:val="bullet"/>
+      <w:lvlText w:val=""/>
+      <w:lvlJc w:val="left"/>
+      <w:pPr>
+        <w:ind w:left="5040" w:hanging="360"/>
+      </w:pPr>
+      <w:rPr>
+        <w:rFonts w:ascii="Symbol" w:hAnsi="Symbol" w:hint="default"/>
+      </w:rPr>
+    </w:lvl>
+    <w:lvl w:ilvl="7" w:tplc="040E0003" w:tentative="1">
+      <w:start w:val="1"/>
+      <w:numFmt w:val="bullet"/>
+      <w:lvlText w:val="o"/>
+      <w:lvlJc w:val="left"/>
+      <w:pPr>
+        <w:ind w:left="5760" w:hanging="360"/>
+      </w:pPr>
+      <w:rPr>
+        <w:rFonts w:ascii="Courier New" w:hAnsi="Courier New" w:cs="Courier New" w:hint="default"/>
+      </w:rPr>
+    </w:lvl>
+    <w:lvl w:ilvl="8" w:tplc="040E0005" w:tentative="1">
+      <w:start w:val="1"/>
+      <w:numFmt w:val="bullet"/>
+      <w:lvlText w:val=""/>
+      <w:lvlJc w:val="left"/>
+      <w:pPr>
+        <w:ind w:left="6480" w:hanging="360"/>
+      </w:pPr>
+      <w:rPr>
+        <w:rFonts w:ascii="Wingdings" w:hAnsi="Wingdings" w:hint="default"/>
+      </w:rPr>
+    </w:lvl>
+  </w:abstractNum>
+  <w:abstractNum w:abstractNumId="1" w15:restartNumberingAfterBreak="0">
+    <w:nsid w:val="33057A0B"/>
+    <w:multiLevelType w:val="hybridMultilevel"/>
+    <w:tmpl w:val="98321B24"/>
+    <w:lvl w:ilvl="0" w:tplc="040E0001">
+      <w:start w:val="1"/>
+      <w:numFmt w:val="bullet"/>
+      <w:lvlText w:val=""/>
+      <w:lvlJc w:val="left"/>
+      <w:pPr>
+        <w:ind w:left="720" w:hanging="360"/>
+      </w:pPr>
+      <w:rPr>
+        <w:rFonts w:ascii="Symbol" w:hAnsi="Symbol" w:hint="default"/>
+      </w:rPr>
+    </w:lvl>
+    <w:lvl w:ilvl="1" w:tplc="040E0003" w:tentative="1">
+      <w:start w:val="1"/>
+      <w:numFmt w:val="bullet"/>
+      <w:lvlText w:val="o"/>
+      <w:lvlJc w:val="left"/>
+      <w:pPr>
+        <w:ind w:left="1440" w:hanging="360"/>
+      </w:pPr>
+      <w:rPr>
+        <w:rFonts w:ascii="Courier New" w:hAnsi="Courier New" w:cs="Courier New" w:hint="default"/>
+      </w:rPr>
+    </w:lvl>
+    <w:lvl w:ilvl="2" w:tplc="040E0005" w:tentative="1">
+      <w:start w:val="1"/>
+      <w:numFmt w:val="bullet"/>
+      <w:lvlText w:val=""/>
+      <w:lvlJc w:val="left"/>
+      <w:pPr>
+        <w:ind w:left="2160" w:hanging="360"/>
+      </w:pPr>
+      <w:rPr>
+        <w:rFonts w:ascii="Wingdings" w:hAnsi="Wingdings" w:hint="default"/>
+      </w:rPr>
+    </w:lvl>
+    <w:lvl w:ilvl="3" w:tplc="040E0001" w:tentative="1">
+      <w:start w:val="1"/>
+      <w:numFmt w:val="bullet"/>
+      <w:lvlText w:val=""/>
+      <w:lvlJc w:val="left"/>
+      <w:pPr>
+        <w:ind w:left="2880" w:hanging="360"/>
+      </w:pPr>
+      <w:rPr>
+        <w:rFonts w:ascii="Symbol" w:hAnsi="Symbol" w:hint="default"/>
+      </w:rPr>
+    </w:lvl>
+    <w:lvl w:ilvl="4" w:tplc="040E0003" w:tentative="1">
+      <w:start w:val="1"/>
+      <w:numFmt w:val="bullet"/>
+      <w:lvlText w:val="o"/>
+      <w:lvlJc w:val="left"/>
+      <w:pPr>
+        <w:ind w:left="3600" w:hanging="360"/>
+      </w:pPr>
+      <w:rPr>
+        <w:rFonts w:ascii="Courier New" w:hAnsi="Courier New" w:cs="Courier New" w:hint="default"/>
+      </w:rPr>
+    </w:lvl>
+    <w:lvl w:ilvl="5" w:tplc="040E0005" w:tentative="1">
+      <w:start w:val="1"/>
+      <w:numFmt w:val="bullet"/>
+      <w:lvlText w:val=""/>
+      <w:lvlJc w:val="left"/>
+      <w:pPr>
+        <w:ind w:left="4320" w:hanging="360"/>
+      </w:pPr>
+      <w:rPr>
+        <w:rFonts w:ascii="Wingdings" w:hAnsi="Wingdings" w:hint="default"/>
+      </w:rPr>
+    </w:lvl>
+    <w:lvl w:ilvl="6" w:tplc="040E0001" w:tentative="1">
+      <w:start w:val="1"/>
+      <w:numFmt w:val="bullet"/>
+      <w:lvlText w:val=""/>
+      <w:lvlJc w:val="left"/>
+      <w:pPr>
+        <w:ind w:left="5040" w:hanging="360"/>
+      </w:pPr>
+      <w:rPr>
+        <w:rFonts w:ascii="Symbol" w:hAnsi="Symbol" w:hint="default"/>
+      </w:rPr>
+    </w:lvl>
+    <w:lvl w:ilvl="7" w:tplc="040E0003" w:tentative="1">
+      <w:start w:val="1"/>
+      <w:numFmt w:val="bullet"/>
+      <w:lvlText w:val="o"/>
+      <w:lvlJc w:val="left"/>
+      <w:pPr>
+        <w:ind w:left="5760" w:hanging="360"/>
+      </w:pPr>
+      <w:rPr>
+        <w:rFonts w:ascii="Courier New" w:hAnsi="Courier New" w:cs="Courier New" w:hint="default"/>
+      </w:rPr>
+    </w:lvl>
+    <w:lvl w:ilvl="8" w:tplc="040E0005" w:tentative="1">
+      <w:start w:val="1"/>
+      <w:numFmt w:val="bullet"/>
+      <w:lvlText w:val=""/>
+      <w:lvlJc w:val="left"/>
+      <w:pPr>
+        <w:ind w:left="6480" w:hanging="360"/>
+      </w:pPr>
+      <w:rPr>
+        <w:rFonts w:ascii="Wingdings" w:hAnsi="Wingdings" w:hint="default"/>
+      </w:rPr>
+    </w:lvl>
+  </w:abstractNum>
+  <w:abstractNum w:abstractNumId="2" w15:restartNumberingAfterBreak="0">
+    <w:nsid w:val="3BFB3EE7"/>
+    <w:multiLevelType w:val="hybridMultilevel"/>
+    <w:tmpl w:val="DB200A64"/>
+    <w:lvl w:ilvl="0" w:tplc="040E0001">
+      <w:start w:val="1"/>
+      <w:numFmt w:val="bullet"/>
+      <w:lvlText w:val=""/>
+      <w:lvlJc w:val="left"/>
+      <w:pPr>
+        <w:ind w:left="720" w:hanging="360"/>
+      </w:pPr>
+      <w:rPr>
+        <w:rFonts w:ascii="Symbol" w:hAnsi="Symbol" w:hint="default"/>
+      </w:rPr>
+    </w:lvl>
+    <w:lvl w:ilvl="1" w:tplc="040E0003" w:tentative="1">
+      <w:start w:val="1"/>
+      <w:numFmt w:val="bullet"/>
+      <w:lvlText w:val="o"/>
+      <w:lvlJc w:val="left"/>
+      <w:pPr>
+        <w:ind w:left="1440" w:hanging="360"/>
+      </w:pPr>
+      <w:rPr>
+        <w:rFonts w:ascii="Courier New" w:hAnsi="Courier New" w:cs="Courier New" w:hint="default"/>
+      </w:rPr>
+    </w:lvl>
+    <w:lvl w:ilvl="2" w:tplc="040E0005" w:tentative="1">
+      <w:start w:val="1"/>
+      <w:numFmt w:val="bullet"/>
+      <w:lvlText w:val=""/>
+      <w:lvlJc w:val="left"/>
+      <w:pPr>
+        <w:ind w:left="2160" w:hanging="360"/>
+      </w:pPr>
+      <w:rPr>
+        <w:rFonts w:ascii="Wingdings" w:hAnsi="Wingdings" w:hint="default"/>
+      </w:rPr>
+    </w:lvl>
+    <w:lvl w:ilvl="3" w:tplc="040E0001" w:tentative="1">
+      <w:start w:val="1"/>
+      <w:numFmt w:val="bullet"/>
+      <w:lvlText w:val=""/>
+      <w:lvlJc w:val="left"/>
+      <w:pPr>
+        <w:ind w:left="2880" w:hanging="360"/>
+      </w:pPr>
+      <w:rPr>
+        <w:rFonts w:ascii="Symbol" w:hAnsi="Symbol" w:hint="default"/>
+      </w:rPr>
+    </w:lvl>
+    <w:lvl w:ilvl="4" w:tplc="040E0003" w:tentative="1">
+      <w:start w:val="1"/>
+      <w:numFmt w:val="bullet"/>
+      <w:lvlText w:val="o"/>
+      <w:lvlJc w:val="left"/>
+      <w:pPr>
+        <w:ind w:left="3600" w:hanging="360"/>
+      </w:pPr>
+      <w:rPr>
+        <w:rFonts w:ascii="Courier New" w:hAnsi="Courier New" w:cs="Courier New" w:hint="default"/>
+      </w:rPr>
+    </w:lvl>
+    <w:lvl w:ilvl="5" w:tplc="040E0005" w:tentative="1">
+      <w:start w:val="1"/>
+      <w:numFmt w:val="bullet"/>
+      <w:lvlText w:val=""/>
+      <w:lvlJc w:val="left"/>
+      <w:pPr>
+        <w:ind w:left="4320" w:hanging="360"/>
+      </w:pPr>
+      <w:rPr>
+        <w:rFonts w:ascii="Wingdings" w:hAnsi="Wingdings" w:hint="default"/>
+      </w:rPr>
+    </w:lvl>
+    <w:lvl w:ilvl="6" w:tplc="040E0001" w:tentative="1">
+      <w:start w:val="1"/>
+      <w:numFmt w:val="bullet"/>
+      <w:lvlText w:val=""/>
+      <w:lvlJc w:val="left"/>
+      <w:pPr>
+        <w:ind w:left="5040" w:hanging="360"/>
+      </w:pPr>
+      <w:rPr>
+        <w:rFonts w:ascii="Symbol" w:hAnsi="Symbol" w:hint="default"/>
+      </w:rPr>
+    </w:lvl>
+    <w:lvl w:ilvl="7" w:tplc="040E0003" w:tentative="1">
+      <w:start w:val="1"/>
+      <w:numFmt w:val="bullet"/>
+      <w:lvlText w:val="o"/>
+      <w:lvlJc w:val="left"/>
+      <w:pPr>
+        <w:ind w:left="5760" w:hanging="360"/>
+      </w:pPr>
+      <w:rPr>
+        <w:rFonts w:ascii="Courier New" w:hAnsi="Courier New" w:cs="Courier New" w:hint="default"/>
+      </w:rPr>
+    </w:lvl>
+    <w:lvl w:ilvl="8" w:tplc="040E0005" w:tentative="1">
+      <w:start w:val="1"/>
+      <w:numFmt w:val="bullet"/>
+      <w:lvlText w:val=""/>
+      <w:lvlJc w:val="left"/>
+      <w:pPr>
+        <w:ind w:left="6480" w:hanging="360"/>
+      </w:pPr>
+      <w:rPr>
+        <w:rFonts w:ascii="Wingdings" w:hAnsi="Wingdings" w:hint="default"/>
+      </w:rPr>
+    </w:lvl>
+  </w:abstractNum>
+  <w:abstractNum w:abstractNumId="3" w15:restartNumberingAfterBreak="0">
+    <w:nsid w:val="3DB206A7"/>
+    <w:multiLevelType w:val="hybridMultilevel"/>
+    <w:tmpl w:val="E5ACB164"/>
     <w:lvl w:ilvl="0" w:tplc="040E000F">
       <w:start w:val="1"/>
       <w:numFmt w:val="decimal"/>
@@ -876,7 +2019,7 @@
         <w:ind w:left="720" w:hanging="360"/>
       </w:pPr>
     </w:lvl>
-    <w:lvl w:ilvl="1" w:tplc="040E0019">
+    <w:lvl w:ilvl="1" w:tplc="040E0019" w:tentative="1">
       <w:start w:val="1"/>
       <w:numFmt w:val="lowerLetter"/>
       <w:lvlText w:val="%2."/>
@@ -885,7 +2028,7 @@
         <w:ind w:left="1440" w:hanging="360"/>
       </w:pPr>
     </w:lvl>
-    <w:lvl w:ilvl="2" w:tplc="040E001B">
+    <w:lvl w:ilvl="2" w:tplc="040E001B" w:tentative="1">
       <w:start w:val="1"/>
       <w:numFmt w:val="lowerRoman"/>
       <w:lvlText w:val="%3."/>
@@ -949,7 +2092,93 @@
       </w:pPr>
     </w:lvl>
   </w:abstractNum>
-  <w:abstractNum w:abstractNumId="1" w15:restartNumberingAfterBreak="0">
+  <w:abstractNum w:abstractNumId="4" w15:restartNumberingAfterBreak="0">
+    <w:nsid w:val="5D3459A2"/>
+    <w:multiLevelType w:val="hybridMultilevel"/>
+    <w:tmpl w:val="80FA8512"/>
+    <w:lvl w:ilvl="0" w:tplc="040E000F">
+      <w:start w:val="1"/>
+      <w:numFmt w:val="decimal"/>
+      <w:lvlText w:val="%1."/>
+      <w:lvlJc w:val="left"/>
+      <w:pPr>
+        <w:ind w:left="720" w:hanging="360"/>
+      </w:pPr>
+    </w:lvl>
+    <w:lvl w:ilvl="1" w:tplc="040E0019">
+      <w:start w:val="1"/>
+      <w:numFmt w:val="lowerLetter"/>
+      <w:lvlText w:val="%2."/>
+      <w:lvlJc w:val="left"/>
+      <w:pPr>
+        <w:ind w:left="1440" w:hanging="360"/>
+      </w:pPr>
+    </w:lvl>
+    <w:lvl w:ilvl="2" w:tplc="040E001B">
+      <w:start w:val="1"/>
+      <w:numFmt w:val="lowerRoman"/>
+      <w:lvlText w:val="%3."/>
+      <w:lvlJc w:val="right"/>
+      <w:pPr>
+        <w:ind w:left="2160" w:hanging="180"/>
+      </w:pPr>
+    </w:lvl>
+    <w:lvl w:ilvl="3" w:tplc="040E000F" w:tentative="1">
+      <w:start w:val="1"/>
+      <w:numFmt w:val="decimal"/>
+      <w:lvlText w:val="%4."/>
+      <w:lvlJc w:val="left"/>
+      <w:pPr>
+        <w:ind w:left="2880" w:hanging="360"/>
+      </w:pPr>
+    </w:lvl>
+    <w:lvl w:ilvl="4" w:tplc="040E0019" w:tentative="1">
+      <w:start w:val="1"/>
+      <w:numFmt w:val="lowerLetter"/>
+      <w:lvlText w:val="%5."/>
+      <w:lvlJc w:val="left"/>
+      <w:pPr>
+        <w:ind w:left="3600" w:hanging="360"/>
+      </w:pPr>
+    </w:lvl>
+    <w:lvl w:ilvl="5" w:tplc="040E001B" w:tentative="1">
+      <w:start w:val="1"/>
+      <w:numFmt w:val="lowerRoman"/>
+      <w:lvlText w:val="%6."/>
+      <w:lvlJc w:val="right"/>
+      <w:pPr>
+        <w:ind w:left="4320" w:hanging="180"/>
+      </w:pPr>
+    </w:lvl>
+    <w:lvl w:ilvl="6" w:tplc="040E000F" w:tentative="1">
+      <w:start w:val="1"/>
+      <w:numFmt w:val="decimal"/>
+      <w:lvlText w:val="%7."/>
+      <w:lvlJc w:val="left"/>
+      <w:pPr>
+        <w:ind w:left="5040" w:hanging="360"/>
+      </w:pPr>
+    </w:lvl>
+    <w:lvl w:ilvl="7" w:tplc="040E0019" w:tentative="1">
+      <w:start w:val="1"/>
+      <w:numFmt w:val="lowerLetter"/>
+      <w:lvlText w:val="%8."/>
+      <w:lvlJc w:val="left"/>
+      <w:pPr>
+        <w:ind w:left="5760" w:hanging="360"/>
+      </w:pPr>
+    </w:lvl>
+    <w:lvl w:ilvl="8" w:tplc="040E001B" w:tentative="1">
+      <w:start w:val="1"/>
+      <w:numFmt w:val="lowerRoman"/>
+      <w:lvlText w:val="%9."/>
+      <w:lvlJc w:val="right"/>
+      <w:pPr>
+        <w:ind w:left="6480" w:hanging="180"/>
+      </w:pPr>
+    </w:lvl>
+  </w:abstractNum>
+  <w:abstractNum w:abstractNumId="5" w15:restartNumberingAfterBreak="0">
     <w:nsid w:val="61263075"/>
     <w:multiLevelType w:val="hybridMultilevel"/>
     <w:tmpl w:val="80B4141E"/>
@@ -1062,17 +2291,29 @@
       </w:rPr>
     </w:lvl>
   </w:abstractNum>
-  <w:num w:numId="1" w16cid:durableId="1194005244">
+  <w:num w:numId="1">
+    <w:abstractNumId w:val="4"/>
+  </w:num>
+  <w:num w:numId="2">
+    <w:abstractNumId w:val="5"/>
+  </w:num>
+  <w:num w:numId="3">
     <w:abstractNumId w:val="0"/>
   </w:num>
-  <w:num w:numId="2" w16cid:durableId="507791817">
+  <w:num w:numId="4">
+    <w:abstractNumId w:val="2"/>
+  </w:num>
+  <w:num w:numId="5">
     <w:abstractNumId w:val="1"/>
+  </w:num>
+  <w:num w:numId="6">
+    <w:abstractNumId w:val="3"/>
   </w:num>
 </w:numbering>
 </file>
 
 <file path=word/styles.xml><?xml version="1.0" encoding="utf-8"?>
-<w:styles xmlns:mc="http://schemas.openxmlformats.org/markup-compatibility/2006" xmlns:r="http://schemas.openxmlformats.org/officeDocument/2006/relationships" xmlns:w="http://schemas.openxmlformats.org/wordprocessingml/2006/main" xmlns:w14="http://schemas.microsoft.com/office/word/2010/wordml" xmlns:w15="http://schemas.microsoft.com/office/word/2012/wordml" xmlns:w16cex="http://schemas.microsoft.com/office/word/2018/wordml/cex" xmlns:w16cid="http://schemas.microsoft.com/office/word/2016/wordml/cid" xmlns:w16="http://schemas.microsoft.com/office/word/2018/wordml" xmlns:w16du="http://schemas.microsoft.com/office/word/2023/wordml/word16du" xmlns:w16sdtdh="http://schemas.microsoft.com/office/word/2020/wordml/sdtdatahash" xmlns:w16sdtfl="http://schemas.microsoft.com/office/word/2024/wordml/sdtformatlock" xmlns:w16se="http://schemas.microsoft.com/office/word/2015/wordml/symex" mc:Ignorable="w14 w15 w16se w16cid w16 w16cex w16sdtdh w16sdtfl w16du">
+<w:styles xmlns:mc="http://schemas.openxmlformats.org/markup-compatibility/2006" xmlns:r="http://schemas.openxmlformats.org/officeDocument/2006/relationships" xmlns:w="http://schemas.openxmlformats.org/wordprocessingml/2006/main" xmlns:w14="http://schemas.microsoft.com/office/word/2010/wordml" xmlns:w15="http://schemas.microsoft.com/office/word/2012/wordml" xmlns:w16cid="http://schemas.microsoft.com/office/word/2016/wordml/cid" xmlns:w16se="http://schemas.microsoft.com/office/word/2015/wordml/symex" mc:Ignorable="w14 w15 w16se w16cid">
   <w:docDefaults>
     <w:rPrDefault>
       <w:rPr>
@@ -1088,7 +2329,7 @@
       </w:pPr>
     </w:pPrDefault>
   </w:docDefaults>
-  <w:latentStyles w:defLockedState="0" w:defUIPriority="99" w:defSemiHidden="0" w:defUnhideWhenUsed="0" w:defQFormat="0" w:count="376">
+  <w:latentStyles w:defLockedState="0" w:defUIPriority="99" w:defSemiHidden="0" w:defUnhideWhenUsed="0" w:defQFormat="0" w:count="375">
     <w:lsdException w:name="Normal" w:uiPriority="0" w:qFormat="1"/>
     <w:lsdException w:name="heading 1" w:uiPriority="9" w:qFormat="1"/>
     <w:lsdException w:name="heading 2" w:semiHidden="1" w:uiPriority="9" w:unhideWhenUsed="1" w:qFormat="1"/>
@@ -1464,19 +2705,18 @@
     <w:lsdException w:name="Smart Hyperlink" w:semiHidden="1" w:unhideWhenUsed="1"/>
     <w:lsdException w:name="Hashtag" w:semiHidden="1" w:unhideWhenUsed="1"/>
     <w:lsdException w:name="Unresolved Mention" w:semiHidden="1" w:unhideWhenUsed="1"/>
-    <w:lsdException w:name="Smart Link" w:semiHidden="1" w:unhideWhenUsed="1"/>
   </w:latentStyles>
-  <w:style w:type="paragraph" w:default="1" w:styleId="Normal">
+  <w:style w:type="paragraph" w:default="1" w:styleId="Norml">
     <w:name w:val="Normal"/>
     <w:qFormat/>
   </w:style>
-  <w:style w:type="character" w:default="1" w:styleId="DefaultParagraphFont">
+  <w:style w:type="character" w:default="1" w:styleId="Bekezdsalapbettpusa">
     <w:name w:val="Default Paragraph Font"/>
     <w:uiPriority w:val="1"/>
     <w:semiHidden/>
     <w:unhideWhenUsed/>
   </w:style>
-  <w:style w:type="table" w:default="1" w:styleId="TableNormal">
+  <w:style w:type="table" w:default="1" w:styleId="Normltblzat">
     <w:name w:val="Normal Table"/>
     <w:uiPriority w:val="99"/>
     <w:semiHidden/>
@@ -1491,15 +2731,15 @@
       </w:tblCellMar>
     </w:tblPr>
   </w:style>
-  <w:style w:type="numbering" w:default="1" w:styleId="NoList">
+  <w:style w:type="numbering" w:default="1" w:styleId="Nemlista">
     <w:name w:val="No List"/>
     <w:uiPriority w:val="99"/>
     <w:semiHidden/>
     <w:unhideWhenUsed/>
   </w:style>
-  <w:style w:type="paragraph" w:styleId="ListParagraph">
+  <w:style w:type="paragraph" w:styleId="Listaszerbekezds">
     <w:name w:val="List Paragraph"/>
-    <w:basedOn w:val="Normal"/>
+    <w:basedOn w:val="Norml"/>
     <w:uiPriority w:val="34"/>
     <w:qFormat/>
     <w:rsid w:val="008C15FE"/>
@@ -1508,10 +2748,10 @@
       <w:contextualSpacing/>
     </w:pPr>
   </w:style>
-  <w:style w:type="paragraph" w:styleId="Header">
+  <w:style w:type="paragraph" w:styleId="lfej">
     <w:name w:val="header"/>
-    <w:basedOn w:val="Normal"/>
-    <w:link w:val="HeaderChar"/>
+    <w:basedOn w:val="Norml"/>
+    <w:link w:val="lfejChar"/>
     <w:uiPriority w:val="99"/>
     <w:unhideWhenUsed/>
     <w:rsid w:val="008C15FE"/>
@@ -1523,17 +2763,17 @@
       <w:spacing w:after="0" w:line="240" w:lineRule="auto"/>
     </w:pPr>
   </w:style>
-  <w:style w:type="character" w:customStyle="1" w:styleId="HeaderChar">
-    <w:name w:val="Header Char"/>
-    <w:basedOn w:val="DefaultParagraphFont"/>
-    <w:link w:val="Header"/>
+  <w:style w:type="character" w:customStyle="1" w:styleId="lfejChar">
+    <w:name w:val="Élőfej Char"/>
+    <w:basedOn w:val="Bekezdsalapbettpusa"/>
+    <w:link w:val="lfej"/>
     <w:uiPriority w:val="99"/>
     <w:rsid w:val="008C15FE"/>
   </w:style>
-  <w:style w:type="paragraph" w:styleId="Footer">
+  <w:style w:type="paragraph" w:styleId="llb">
     <w:name w:val="footer"/>
-    <w:basedOn w:val="Normal"/>
-    <w:link w:val="FooterChar"/>
+    <w:basedOn w:val="Norml"/>
+    <w:link w:val="llbChar"/>
     <w:uiPriority w:val="99"/>
     <w:unhideWhenUsed/>
     <w:rsid w:val="008C15FE"/>
@@ -1545,16 +2785,16 @@
       <w:spacing w:after="0" w:line="240" w:lineRule="auto"/>
     </w:pPr>
   </w:style>
-  <w:style w:type="character" w:customStyle="1" w:styleId="FooterChar">
-    <w:name w:val="Footer Char"/>
-    <w:basedOn w:val="DefaultParagraphFont"/>
-    <w:link w:val="Footer"/>
+  <w:style w:type="character" w:customStyle="1" w:styleId="llbChar">
+    <w:name w:val="Élőláb Char"/>
+    <w:basedOn w:val="Bekezdsalapbettpusa"/>
+    <w:link w:val="llb"/>
     <w:uiPriority w:val="99"/>
     <w:rsid w:val="008C15FE"/>
   </w:style>
-  <w:style w:type="character" w:styleId="Hyperlink">
+  <w:style w:type="character" w:styleId="Hiperhivatkozs">
     <w:name w:val="Hyperlink"/>
-    <w:basedOn w:val="DefaultParagraphFont"/>
+    <w:basedOn w:val="Bekezdsalapbettpusa"/>
     <w:uiPriority w:val="99"/>
     <w:unhideWhenUsed/>
     <w:rsid w:val="00867031"/>
@@ -1563,9 +2803,9 @@
       <w:u w:val="single"/>
     </w:rPr>
   </w:style>
-  <w:style w:type="character" w:styleId="UnresolvedMention">
+  <w:style w:type="character" w:styleId="Feloldatlanmegemlts">
     <w:name w:val="Unresolved Mention"/>
-    <w:basedOn w:val="DefaultParagraphFont"/>
+    <w:basedOn w:val="Bekezdsalapbettpusa"/>
     <w:uiPriority w:val="99"/>
     <w:semiHidden/>
     <w:unhideWhenUsed/>
@@ -1878,7 +3118,7 @@
 </file>
 
 <file path=customXml/itemProps1.xml><?xml version="1.0" encoding="utf-8"?>
-<ds:datastoreItem xmlns:ds="http://schemas.openxmlformats.org/officeDocument/2006/customXml" ds:itemID="{DBC85F05-FCC1-4A47-B4D5-CCB693DF0A63}">
+<ds:datastoreItem xmlns:ds="http://schemas.openxmlformats.org/officeDocument/2006/customXml" ds:itemID="{5B3006AA-A9DD-4D80-B956-FB583FFB033C}">
   <ds:schemaRefs>
     <ds:schemaRef ds:uri="http://schemas.openxmlformats.org/officeDocument/2006/bibliography"/>
   </ds:schemaRefs>
